--- a/tillsyn/A 52503-2025 tillsynsbegäran.docx
+++ b/tillsyn/A 52503-2025 tillsynsbegäran.docx
@@ -249,7 +249,7 @@
     <w:r>
       <w:tab/>
       <w:tab/>
-      <w:t>2025-10-25</w:t>
+      <w:t>2025-10-26</w:t>
       <w:br/>
       <w:br/>
     </w:r>

--- a/tillsyn/A 52503-2025 tillsynsbegäran.docx
+++ b/tillsyn/A 52503-2025 tillsynsbegäran.docx
@@ -249,7 +249,7 @@
     <w:r>
       <w:tab/>
       <w:tab/>
-      <w:t>2025-10-26</w:t>
+      <w:t>2025-10-27</w:t>
       <w:br/>
       <w:br/>
     </w:r>

--- a/tillsyn/A 52503-2025 tillsynsbegäran.docx
+++ b/tillsyn/A 52503-2025 tillsynsbegäran.docx
@@ -249,7 +249,7 @@
     <w:r>
       <w:tab/>
       <w:tab/>
-      <w:t>2025-10-27</w:t>
+      <w:t>2025-10-28</w:t>
       <w:br/>
       <w:br/>
     </w:r>

--- a/tillsyn/A 52503-2025 tillsynsbegäran.docx
+++ b/tillsyn/A 52503-2025 tillsynsbegäran.docx
@@ -249,7 +249,7 @@
     <w:r>
       <w:tab/>
       <w:tab/>
-      <w:t>2025-10-28</w:t>
+      <w:t>2025-10-29</w:t>
       <w:br/>
       <w:br/>
     </w:r>

--- a/tillsyn/A 52503-2025 tillsynsbegäran.docx
+++ b/tillsyn/A 52503-2025 tillsynsbegäran.docx
@@ -249,7 +249,7 @@
     <w:r>
       <w:tab/>
       <w:tab/>
-      <w:t>2025-10-29</w:t>
+      <w:t>2025-10-30</w:t>
       <w:br/>
       <w:br/>
     </w:r>

--- a/tillsyn/A 52503-2025 tillsynsbegäran.docx
+++ b/tillsyn/A 52503-2025 tillsynsbegäran.docx
@@ -249,7 +249,7 @@
     <w:r>
       <w:tab/>
       <w:tab/>
-      <w:t>2025-10-30</w:t>
+      <w:t>2025-10-31</w:t>
       <w:br/>
       <w:br/>
     </w:r>

--- a/tillsyn/A 52503-2025 tillsynsbegäran.docx
+++ b/tillsyn/A 52503-2025 tillsynsbegäran.docx
@@ -249,7 +249,7 @@
     <w:r>
       <w:tab/>
       <w:tab/>
-      <w:t>2025-10-31</w:t>
+      <w:t>2025-11-01</w:t>
       <w:br/>
       <w:br/>
     </w:r>

--- a/tillsyn/A 52503-2025 tillsynsbegäran.docx
+++ b/tillsyn/A 52503-2025 tillsynsbegäran.docx
@@ -249,7 +249,7 @@
     <w:r>
       <w:tab/>
       <w:tab/>
-      <w:t>2025-11-01</w:t>
+      <w:t>2025-11-02</w:t>
       <w:br/>
       <w:br/>
     </w:r>

--- a/tillsyn/A 52503-2025 tillsynsbegäran.docx
+++ b/tillsyn/A 52503-2025 tillsynsbegäran.docx
@@ -249,7 +249,7 @@
     <w:r>
       <w:tab/>
       <w:tab/>
-      <w:t>2025-11-02</w:t>
+      <w:t>2025-11-03</w:t>
       <w:br/>
       <w:br/>
     </w:r>

--- a/tillsyn/A 52503-2025 tillsynsbegäran.docx
+++ b/tillsyn/A 52503-2025 tillsynsbegäran.docx
@@ -249,7 +249,7 @@
     <w:r>
       <w:tab/>
       <w:tab/>
-      <w:t>2025-11-03</w:t>
+      <w:t>2025-11-04</w:t>
       <w:br/>
       <w:br/>
     </w:r>

--- a/tillsyn/A 52503-2025 tillsynsbegäran.docx
+++ b/tillsyn/A 52503-2025 tillsynsbegäran.docx
@@ -249,7 +249,7 @@
     <w:r>
       <w:tab/>
       <w:tab/>
-      <w:t>2025-11-04</w:t>
+      <w:t>2025-11-05</w:t>
       <w:br/>
       <w:br/>
     </w:r>

--- a/tillsyn/A 52503-2025 tillsynsbegäran.docx
+++ b/tillsyn/A 52503-2025 tillsynsbegäran.docx
@@ -249,7 +249,7 @@
     <w:r>
       <w:tab/>
       <w:tab/>
-      <w:t>2025-11-05</w:t>
+      <w:t>2025-11-06</w:t>
       <w:br/>
       <w:br/>
     </w:r>

--- a/tillsyn/A 52503-2025 tillsynsbegäran.docx
+++ b/tillsyn/A 52503-2025 tillsynsbegäran.docx
@@ -249,7 +249,7 @@
     <w:r>
       <w:tab/>
       <w:tab/>
-      <w:t>2025-11-06</w:t>
+      <w:t>2025-11-07</w:t>
       <w:br/>
       <w:br/>
     </w:r>

--- a/tillsyn/A 52503-2025 tillsynsbegäran.docx
+++ b/tillsyn/A 52503-2025 tillsynsbegäran.docx
@@ -249,7 +249,7 @@
     <w:r>
       <w:tab/>
       <w:tab/>
-      <w:t>2025-11-07</w:t>
+      <w:t>2025-11-08</w:t>
       <w:br/>
       <w:br/>
     </w:r>

--- a/tillsyn/A 52503-2025 tillsynsbegäran.docx
+++ b/tillsyn/A 52503-2025 tillsynsbegäran.docx
@@ -249,7 +249,7 @@
     <w:r>
       <w:tab/>
       <w:tab/>
-      <w:t>2025-11-08</w:t>
+      <w:t>2025-11-09</w:t>
       <w:br/>
       <w:br/>
     </w:r>

--- a/tillsyn/A 52503-2025 tillsynsbegäran.docx
+++ b/tillsyn/A 52503-2025 tillsynsbegäran.docx
@@ -249,7 +249,7 @@
     <w:r>
       <w:tab/>
       <w:tab/>
-      <w:t>2025-11-09</w:t>
+      <w:t>2025-11-10</w:t>
       <w:br/>
       <w:br/>
     </w:r>

--- a/tillsyn/A 52503-2025 tillsynsbegäran.docx
+++ b/tillsyn/A 52503-2025 tillsynsbegäran.docx
@@ -249,7 +249,7 @@
     <w:r>
       <w:tab/>
       <w:tab/>
-      <w:t>2025-11-10</w:t>
+      <w:t>2025-11-11</w:t>
       <w:br/>
       <w:br/>
     </w:r>

--- a/tillsyn/A 52503-2025 tillsynsbegäran.docx
+++ b/tillsyn/A 52503-2025 tillsynsbegäran.docx
@@ -249,7 +249,7 @@
     <w:r>
       <w:tab/>
       <w:tab/>
-      <w:t>2025-11-11</w:t>
+      <w:t>2025-11-12</w:t>
       <w:br/>
       <w:br/>
     </w:r>

--- a/tillsyn/A 52503-2025 tillsynsbegäran.docx
+++ b/tillsyn/A 52503-2025 tillsynsbegäran.docx
@@ -249,7 +249,7 @@
     <w:r>
       <w:tab/>
       <w:tab/>
-      <w:t>2025-11-12</w:t>
+      <w:t>2025-11-13</w:t>
       <w:br/>
       <w:br/>
     </w:r>

--- a/tillsyn/A 52503-2025 tillsynsbegäran.docx
+++ b/tillsyn/A 52503-2025 tillsynsbegäran.docx
@@ -249,7 +249,7 @@
     <w:r>
       <w:tab/>
       <w:tab/>
-      <w:t>2025-11-13</w:t>
+      <w:t>2025-11-14</w:t>
       <w:br/>
       <w:br/>
     </w:r>

--- a/tillsyn/A 52503-2025 tillsynsbegäran.docx
+++ b/tillsyn/A 52503-2025 tillsynsbegäran.docx
@@ -249,7 +249,7 @@
     <w:r>
       <w:tab/>
       <w:tab/>
-      <w:t>2025-11-14</w:t>
+      <w:t>2025-11-15</w:t>
       <w:br/>
       <w:br/>
     </w:r>

--- a/tillsyn/A 52503-2025 tillsynsbegäran.docx
+++ b/tillsyn/A 52503-2025 tillsynsbegäran.docx
@@ -249,7 +249,7 @@
     <w:r>
       <w:tab/>
       <w:tab/>
-      <w:t>2025-11-15</w:t>
+      <w:t>2025-11-20</w:t>
       <w:br/>
       <w:br/>
     </w:r>

--- a/tillsyn/A 52503-2025 tillsynsbegäran.docx
+++ b/tillsyn/A 52503-2025 tillsynsbegäran.docx
@@ -249,7 +249,7 @@
     <w:r>
       <w:tab/>
       <w:tab/>
-      <w:t>2025-11-20</w:t>
+      <w:t>2025-11-21</w:t>
       <w:br/>
       <w:br/>
     </w:r>

--- a/tillsyn/A 52503-2025 tillsynsbegäran.docx
+++ b/tillsyn/A 52503-2025 tillsynsbegäran.docx
@@ -249,7 +249,7 @@
     <w:r>
       <w:tab/>
       <w:tab/>
-      <w:t>2025-11-21</w:t>
+      <w:t>2025-11-22</w:t>
       <w:br/>
       <w:br/>
     </w:r>

--- a/tillsyn/A 52503-2025 tillsynsbegäran.docx
+++ b/tillsyn/A 52503-2025 tillsynsbegäran.docx
@@ -249,7 +249,7 @@
     <w:r>
       <w:tab/>
       <w:tab/>
-      <w:t>2025-11-22</w:t>
+      <w:t>2025-11-23</w:t>
       <w:br/>
       <w:br/>
     </w:r>

--- a/tillsyn/A 52503-2025 tillsynsbegäran.docx
+++ b/tillsyn/A 52503-2025 tillsynsbegäran.docx
@@ -249,7 +249,7 @@
     <w:r>
       <w:tab/>
       <w:tab/>
-      <w:t>2025-11-23</w:t>
+      <w:t>2025-11-24</w:t>
       <w:br/>
       <w:br/>
     </w:r>

--- a/tillsyn/A 52503-2025 tillsynsbegäran.docx
+++ b/tillsyn/A 52503-2025 tillsynsbegäran.docx
@@ -249,7 +249,7 @@
     <w:r>
       <w:tab/>
       <w:tab/>
-      <w:t>2025-11-24</w:t>
+      <w:t>2025-11-25</w:t>
       <w:br/>
       <w:br/>
     </w:r>

--- a/tillsyn/A 52503-2025 tillsynsbegäran.docx
+++ b/tillsyn/A 52503-2025 tillsynsbegäran.docx
@@ -249,7 +249,7 @@
     <w:r>
       <w:tab/>
       <w:tab/>
-      <w:t>2025-11-25</w:t>
+      <w:t>2025-11-26</w:t>
       <w:br/>
       <w:br/>
     </w:r>

--- a/tillsyn/A 52503-2025 tillsynsbegäran.docx
+++ b/tillsyn/A 52503-2025 tillsynsbegäran.docx
@@ -249,7 +249,7 @@
     <w:r>
       <w:tab/>
       <w:tab/>
-      <w:t>2025-11-26</w:t>
+      <w:t>2025-11-27</w:t>
       <w:br/>
       <w:br/>
     </w:r>

--- a/tillsyn/A 52503-2025 tillsynsbegäran.docx
+++ b/tillsyn/A 52503-2025 tillsynsbegäran.docx
@@ -249,7 +249,7 @@
     <w:r>
       <w:tab/>
       <w:tab/>
-      <w:t>2025-11-27</w:t>
+      <w:t>2025-11-28</w:t>
       <w:br/>
       <w:br/>
     </w:r>

--- a/tillsyn/A 52503-2025 tillsynsbegäran.docx
+++ b/tillsyn/A 52503-2025 tillsynsbegäran.docx
@@ -249,7 +249,7 @@
     <w:r>
       <w:tab/>
       <w:tab/>
-      <w:t>2025-11-28</w:t>
+      <w:t>2025-11-29</w:t>
       <w:br/>
       <w:br/>
     </w:r>

--- a/tillsyn/A 52503-2025 tillsynsbegäran.docx
+++ b/tillsyn/A 52503-2025 tillsynsbegäran.docx
@@ -249,7 +249,7 @@
     <w:r>
       <w:tab/>
       <w:tab/>
-      <w:t>2025-11-29</w:t>
+      <w:t>2025-11-30</w:t>
       <w:br/>
       <w:br/>
     </w:r>

--- a/tillsyn/A 52503-2025 tillsynsbegäran.docx
+++ b/tillsyn/A 52503-2025 tillsynsbegäran.docx
@@ -249,7 +249,7 @@
     <w:r>
       <w:tab/>
       <w:tab/>
-      <w:t>2025-11-30</w:t>
+      <w:t>2025-12-01</w:t>
       <w:br/>
       <w:br/>
     </w:r>

--- a/tillsyn/A 52503-2025 tillsynsbegäran.docx
+++ b/tillsyn/A 52503-2025 tillsynsbegäran.docx
@@ -249,7 +249,7 @@
     <w:r>
       <w:tab/>
       <w:tab/>
-      <w:t>2025-12-01</w:t>
+      <w:t>2025-12-02</w:t>
       <w:br/>
       <w:br/>
     </w:r>

--- a/tillsyn/A 52503-2025 tillsynsbegäran.docx
+++ b/tillsyn/A 52503-2025 tillsynsbegäran.docx
@@ -249,7 +249,7 @@
     <w:r>
       <w:tab/>
       <w:tab/>
-      <w:t>2025-12-02</w:t>
+      <w:t>2025-12-03</w:t>
       <w:br/>
       <w:br/>
     </w:r>

--- a/tillsyn/A 52503-2025 tillsynsbegäran.docx
+++ b/tillsyn/A 52503-2025 tillsynsbegäran.docx
@@ -249,7 +249,7 @@
     <w:r>
       <w:tab/>
       <w:tab/>
-      <w:t>2025-12-03</w:t>
+      <w:t>2025-12-04</w:t>
       <w:br/>
       <w:br/>
     </w:r>

--- a/tillsyn/A 52503-2025 tillsynsbegäran.docx
+++ b/tillsyn/A 52503-2025 tillsynsbegäran.docx
@@ -249,7 +249,7 @@
     <w:r>
       <w:tab/>
       <w:tab/>
-      <w:t>2025-12-04</w:t>
+      <w:t>2025-12-05</w:t>
       <w:br/>
       <w:br/>
     </w:r>

--- a/tillsyn/A 52503-2025 tillsynsbegäran.docx
+++ b/tillsyn/A 52503-2025 tillsynsbegäran.docx
@@ -249,7 +249,7 @@
     <w:r>
       <w:tab/>
       <w:tab/>
-      <w:t>2025-12-05</w:t>
+      <w:t>2025-12-06</w:t>
       <w:br/>
       <w:br/>
     </w:r>

--- a/tillsyn/A 52503-2025 tillsynsbegäran.docx
+++ b/tillsyn/A 52503-2025 tillsynsbegäran.docx
@@ -249,7 +249,7 @@
     <w:r>
       <w:tab/>
       <w:tab/>
-      <w:t>2025-12-06</w:t>
+      <w:t>2025-12-07</w:t>
       <w:br/>
       <w:br/>
     </w:r>

--- a/tillsyn/A 52503-2025 tillsynsbegäran.docx
+++ b/tillsyn/A 52503-2025 tillsynsbegäran.docx
@@ -249,7 +249,7 @@
     <w:r>
       <w:tab/>
       <w:tab/>
-      <w:t>2025-12-07</w:t>
+      <w:t>2025-12-08</w:t>
       <w:br/>
       <w:br/>
     </w:r>

--- a/tillsyn/A 52503-2025 tillsynsbegäran.docx
+++ b/tillsyn/A 52503-2025 tillsynsbegäran.docx
@@ -249,7 +249,7 @@
     <w:r>
       <w:tab/>
       <w:tab/>
-      <w:t>2025-12-08</w:t>
+      <w:t>2025-12-09</w:t>
       <w:br/>
       <w:br/>
     </w:r>

--- a/tillsyn/A 52503-2025 tillsynsbegäran.docx
+++ b/tillsyn/A 52503-2025 tillsynsbegäran.docx
@@ -249,7 +249,7 @@
     <w:r>
       <w:tab/>
       <w:tab/>
-      <w:t>2025-12-09</w:t>
+      <w:t>2025-12-10</w:t>
       <w:br/>
       <w:br/>
     </w:r>

--- a/tillsyn/A 52503-2025 tillsynsbegäran.docx
+++ b/tillsyn/A 52503-2025 tillsynsbegäran.docx
@@ -249,7 +249,7 @@
     <w:r>
       <w:tab/>
       <w:tab/>
-      <w:t>2025-12-10</w:t>
+      <w:t>2025-12-11</w:t>
       <w:br/>
       <w:br/>
     </w:r>

--- a/tillsyn/A 52503-2025 tillsynsbegäran.docx
+++ b/tillsyn/A 52503-2025 tillsynsbegäran.docx
@@ -249,7 +249,7 @@
     <w:r>
       <w:tab/>
       <w:tab/>
-      <w:t>2025-12-11</w:t>
+      <w:t>2025-12-12</w:t>
       <w:br/>
       <w:br/>
     </w:r>

--- a/tillsyn/A 52503-2025 tillsynsbegäran.docx
+++ b/tillsyn/A 52503-2025 tillsynsbegäran.docx
@@ -249,7 +249,7 @@
     <w:r>
       <w:tab/>
       <w:tab/>
-      <w:t>2025-12-12</w:t>
+      <w:t>2025-12-13</w:t>
       <w:br/>
       <w:br/>
     </w:r>

--- a/tillsyn/A 52503-2025 tillsynsbegäran.docx
+++ b/tillsyn/A 52503-2025 tillsynsbegäran.docx
@@ -249,7 +249,7 @@
     <w:r>
       <w:tab/>
       <w:tab/>
-      <w:t>2025-12-19</w:t>
+      <w:t>2025-12-20</w:t>
       <w:br/>
       <w:br/>
     </w:r>

--- a/tillsyn/A 52503-2025 tillsynsbegäran.docx
+++ b/tillsyn/A 52503-2025 tillsynsbegäran.docx
@@ -249,7 +249,7 @@
     <w:r>
       <w:tab/>
       <w:tab/>
-      <w:t>2025-12-20</w:t>
+      <w:t>2025-12-21</w:t>
       <w:br/>
       <w:br/>
     </w:r>

--- a/tillsyn/A 52503-2025 tillsynsbegäran.docx
+++ b/tillsyn/A 52503-2025 tillsynsbegäran.docx
@@ -249,7 +249,7 @@
     <w:r>
       <w:tab/>
       <w:tab/>
-      <w:t>2025-12-21</w:t>
+      <w:t>2025-12-22</w:t>
       <w:br/>
       <w:br/>
     </w:r>

--- a/tillsyn/A 52503-2025 tillsynsbegäran.docx
+++ b/tillsyn/A 52503-2025 tillsynsbegäran.docx
@@ -249,7 +249,7 @@
     <w:r>
       <w:tab/>
       <w:tab/>
-      <w:t>2025-12-22</w:t>
+      <w:t>2025-12-26</w:t>
       <w:br/>
       <w:br/>
     </w:r>

--- a/tillsyn/A 52503-2025 tillsynsbegäran.docx
+++ b/tillsyn/A 52503-2025 tillsynsbegäran.docx
@@ -249,7 +249,7 @@
     <w:r>
       <w:tab/>
       <w:tab/>
-      <w:t>2026-01-07</w:t>
+      <w:t>2026-01-08</w:t>
       <w:br/>
       <w:br/>
     </w:r>

--- a/tillsyn/A 52503-2025 tillsynsbegäran.docx
+++ b/tillsyn/A 52503-2025 tillsynsbegäran.docx
@@ -249,7 +249,7 @@
     <w:r>
       <w:tab/>
       <w:tab/>
-      <w:t>2026-01-08</w:t>
+      <w:t>2026-01-09</w:t>
       <w:br/>
       <w:br/>
     </w:r>

--- a/tillsyn/A 52503-2025 tillsynsbegäran.docx
+++ b/tillsyn/A 52503-2025 tillsynsbegäran.docx
@@ -249,7 +249,7 @@
     <w:r>
       <w:tab/>
       <w:tab/>
-      <w:t>2026-01-09</w:t>
+      <w:t>2026-01-10</w:t>
       <w:br/>
       <w:br/>
     </w:r>

--- a/tillsyn/A 52503-2025 tillsynsbegäran.docx
+++ b/tillsyn/A 52503-2025 tillsynsbegäran.docx
@@ -249,7 +249,7 @@
     <w:r>
       <w:tab/>
       <w:tab/>
-      <w:t>2026-01-10</w:t>
+      <w:t>2026-01-11</w:t>
       <w:br/>
       <w:br/>
     </w:r>

--- a/tillsyn/A 52503-2025 tillsynsbegäran.docx
+++ b/tillsyn/A 52503-2025 tillsynsbegäran.docx
@@ -249,7 +249,7 @@
     <w:r>
       <w:tab/>
       <w:tab/>
-      <w:t>2026-01-11</w:t>
+      <w:t>2026-01-12</w:t>
       <w:br/>
       <w:br/>
     </w:r>

--- a/tillsyn/A 52503-2025 tillsynsbegäran.docx
+++ b/tillsyn/A 52503-2025 tillsynsbegäran.docx
@@ -249,7 +249,7 @@
     <w:r>
       <w:tab/>
       <w:tab/>
-      <w:t>2026-01-12</w:t>
+      <w:t>2026-01-13</w:t>
       <w:br/>
       <w:br/>
     </w:r>

--- a/tillsyn/A 52503-2025 tillsynsbegäran.docx
+++ b/tillsyn/A 52503-2025 tillsynsbegäran.docx
@@ -249,7 +249,7 @@
     <w:r>
       <w:tab/>
       <w:tab/>
-      <w:t>2026-01-13</w:t>
+      <w:t>2026-01-14</w:t>
       <w:br/>
       <w:br/>
     </w:r>

--- a/tillsyn/A 52503-2025 tillsynsbegäran.docx
+++ b/tillsyn/A 52503-2025 tillsynsbegäran.docx
@@ -249,7 +249,7 @@
     <w:r>
       <w:tab/>
       <w:tab/>
-      <w:t>2026-01-14</w:t>
+      <w:t>2026-01-15</w:t>
       <w:br/>
       <w:br/>
     </w:r>

--- a/tillsyn/A 52503-2025 tillsynsbegäran.docx
+++ b/tillsyn/A 52503-2025 tillsynsbegäran.docx
@@ -249,7 +249,7 @@
     <w:r>
       <w:tab/>
       <w:tab/>
-      <w:t>2026-01-15</w:t>
+      <w:t>2026-01-16</w:t>
       <w:br/>
       <w:br/>
     </w:r>

--- a/tillsyn/A 52503-2025 tillsynsbegäran.docx
+++ b/tillsyn/A 52503-2025 tillsynsbegäran.docx
@@ -249,7 +249,7 @@
     <w:r>
       <w:tab/>
       <w:tab/>
-      <w:t>2026-01-16</w:t>
+      <w:t>2026-01-17</w:t>
       <w:br/>
       <w:br/>
     </w:r>

--- a/tillsyn/A 52503-2025 tillsynsbegäran.docx
+++ b/tillsyn/A 52503-2025 tillsynsbegäran.docx
@@ -249,7 +249,7 @@
     <w:r>
       <w:tab/>
       <w:tab/>
-      <w:t>2026-01-17</w:t>
+      <w:t>2026-01-18</w:t>
       <w:br/>
       <w:br/>
     </w:r>

--- a/tillsyn/A 52503-2025 tillsynsbegäran.docx
+++ b/tillsyn/A 52503-2025 tillsynsbegäran.docx
@@ -249,7 +249,7 @@
     <w:r>
       <w:tab/>
       <w:tab/>
-      <w:t>2026-01-18</w:t>
+      <w:t>2026-01-19</w:t>
       <w:br/>
       <w:br/>
     </w:r>

--- a/tillsyn/A 52503-2025 tillsynsbegäran.docx
+++ b/tillsyn/A 52503-2025 tillsynsbegäran.docx
@@ -249,7 +249,7 @@
     <w:r>
       <w:tab/>
       <w:tab/>
-      <w:t>2026-01-19</w:t>
+      <w:t>2026-01-20</w:t>
       <w:br/>
       <w:br/>
     </w:r>

--- a/tillsyn/A 52503-2025 tillsynsbegäran.docx
+++ b/tillsyn/A 52503-2025 tillsynsbegäran.docx
@@ -249,7 +249,7 @@
     <w:r>
       <w:tab/>
       <w:tab/>
-      <w:t>2026-01-20</w:t>
+      <w:t>2026-01-21</w:t>
       <w:br/>
       <w:br/>
     </w:r>

--- a/tillsyn/A 52503-2025 tillsynsbegäran.docx
+++ b/tillsyn/A 52503-2025 tillsynsbegäran.docx
@@ -249,7 +249,7 @@
     <w:r>
       <w:tab/>
       <w:tab/>
-      <w:t>2026-01-21</w:t>
+      <w:t>2026-01-23</w:t>
       <w:br/>
       <w:br/>
     </w:r>

--- a/tillsyn/A 52503-2025 tillsynsbegäran.docx
+++ b/tillsyn/A 52503-2025 tillsynsbegäran.docx
@@ -249,7 +249,7 @@
     <w:r>
       <w:tab/>
       <w:tab/>
-      <w:t>2026-01-23</w:t>
+      <w:t>2026-01-24</w:t>
       <w:br/>
       <w:br/>
     </w:r>

--- a/tillsyn/A 52503-2025 tillsynsbegäran.docx
+++ b/tillsyn/A 52503-2025 tillsynsbegäran.docx
@@ -249,7 +249,7 @@
     <w:r>
       <w:tab/>
       <w:tab/>
-      <w:t>2026-01-24</w:t>
+      <w:t>2026-01-25</w:t>
       <w:br/>
       <w:br/>
     </w:r>

--- a/tillsyn/A 52503-2025 tillsynsbegäran.docx
+++ b/tillsyn/A 52503-2025 tillsynsbegäran.docx
@@ -249,7 +249,7 @@
     <w:r>
       <w:tab/>
       <w:tab/>
-      <w:t>2026-01-25</w:t>
+      <w:t>2026-01-26</w:t>
       <w:br/>
       <w:br/>
     </w:r>

--- a/tillsyn/A 52503-2025 tillsynsbegäran.docx
+++ b/tillsyn/A 52503-2025 tillsynsbegäran.docx
@@ -249,7 +249,7 @@
     <w:r>
       <w:tab/>
       <w:tab/>
-      <w:t>2026-01-26</w:t>
+      <w:t>2026-01-27</w:t>
       <w:br/>
       <w:br/>
     </w:r>

--- a/tillsyn/A 52503-2025 tillsynsbegäran.docx
+++ b/tillsyn/A 52503-2025 tillsynsbegäran.docx
@@ -249,7 +249,7 @@
     <w:r>
       <w:tab/>
       <w:tab/>
-      <w:t>2026-01-27</w:t>
+      <w:t>2026-01-28</w:t>
       <w:br/>
       <w:br/>
     </w:r>

--- a/tillsyn/A 52503-2025 tillsynsbegäran.docx
+++ b/tillsyn/A 52503-2025 tillsynsbegäran.docx
@@ -107,7 +107,25 @@
         <w:t>Sclerophora</w:t>
       </w:r>
       <w:r>
-        <w:t xml:space="preserve"> ​​​​är utmärkta signalarter för gamla träd och skogsområden med höga naturvärden (SLU Artdatabanken, 2024; Nitare &amp; Skogsstyrelsen, 2019).</w:t>
+        <w:t xml:space="preserve"> ​​​​är utmärkta signalarter för gamla träd och skogsområden med höga naturvärden. Gulvit blekspik är typisk art för </w:t>
+      </w:r>
+      <w:r>
+        <w:rPr>
+          <w:i/>
+        </w:rPr>
+        <w:t>9020 Nordlig ädellövskog, 9070 Trädklädd betesmark, 9180 Ädellövskog i branter</w:t>
+      </w:r>
+      <w:r>
+        <w:t xml:space="preserve"> och </w:t>
+      </w:r>
+      <w:r>
+        <w:rPr>
+          <w:i/>
+        </w:rPr>
+        <w:t>6530 Lövängar</w:t>
+      </w:r>
+      <w:r>
+        <w:t xml:space="preserve"> (SLU Artdatabanken, 2024; Nitare &amp; Skogsstyrelsen, 2019).</w:t>
       </w:r>
     </w:p>
     <w:p>
@@ -249,7 +267,7 @@
     <w:r>
       <w:tab/>
       <w:tab/>
-      <w:t>2026-01-28</w:t>
+      <w:t>2026-01-29</w:t>
       <w:br/>
       <w:br/>
     </w:r>

--- a/tillsyn/A 52503-2025 tillsynsbegäran.docx
+++ b/tillsyn/A 52503-2025 tillsynsbegäran.docx
@@ -267,7 +267,7 @@
     <w:r>
       <w:tab/>
       <w:tab/>
-      <w:t>2026-01-29</w:t>
+      <w:t>2026-01-30</w:t>
       <w:br/>
       <w:br/>
     </w:r>

--- a/tillsyn/A 52503-2025 tillsynsbegäran.docx
+++ b/tillsyn/A 52503-2025 tillsynsbegäran.docx
@@ -267,7 +267,7 @@
     <w:r>
       <w:tab/>
       <w:tab/>
-      <w:t>2026-01-30</w:t>
+      <w:t>2026-01-31</w:t>
       <w:br/>
       <w:br/>
     </w:r>

--- a/tillsyn/A 52503-2025 tillsynsbegäran.docx
+++ b/tillsyn/A 52503-2025 tillsynsbegäran.docx
@@ -267,7 +267,7 @@
     <w:r>
       <w:tab/>
       <w:tab/>
-      <w:t>2026-03-02</w:t>
+      <w:t>2026-03-03</w:t>
       <w:br/>
       <w:br/>
     </w:r>

--- a/tillsyn/A 52503-2025 tillsynsbegäran.docx
+++ b/tillsyn/A 52503-2025 tillsynsbegäran.docx
@@ -267,7 +267,7 @@
     <w:r>
       <w:tab/>
       <w:tab/>
-      <w:t>2026-03-03</w:t>
+      <w:t>2026-03-04</w:t>
       <w:br/>
       <w:br/>
     </w:r>

--- a/tillsyn/A 52503-2025 tillsynsbegäran.docx
+++ b/tillsyn/A 52503-2025 tillsynsbegäran.docx
@@ -267,7 +267,7 @@
     <w:r>
       <w:tab/>
       <w:tab/>
-      <w:t>2026-03-04</w:t>
+      <w:t>2026-03-05</w:t>
       <w:br/>
       <w:br/>
     </w:r>

--- a/tillsyn/A 52503-2025 tillsynsbegäran.docx
+++ b/tillsyn/A 52503-2025 tillsynsbegäran.docx
@@ -267,7 +267,7 @@
     <w:r>
       <w:tab/>
       <w:tab/>
-      <w:t>2026-03-05</w:t>
+      <w:t>2026-03-06</w:t>
       <w:br/>
       <w:br/>
     </w:r>

--- a/tillsyn/A 52503-2025 tillsynsbegäran.docx
+++ b/tillsyn/A 52503-2025 tillsynsbegäran.docx
@@ -267,7 +267,7 @@
     <w:r>
       <w:tab/>
       <w:tab/>
-      <w:t>2026-03-06</w:t>
+      <w:t>2026-03-07</w:t>
       <w:br/>
       <w:br/>
     </w:r>

--- a/tillsyn/A 52503-2025 tillsynsbegäran.docx
+++ b/tillsyn/A 52503-2025 tillsynsbegäran.docx
@@ -267,7 +267,7 @@
     <w:r>
       <w:tab/>
       <w:tab/>
-      <w:t>2026-04-14</w:t>
+      <w:t>2026-04-15</w:t>
       <w:br/>
       <w:br/>
     </w:r>

--- a/tillsyn/A 52503-2025 tillsynsbegäran.docx
+++ b/tillsyn/A 52503-2025 tillsynsbegäran.docx
@@ -267,7 +267,7 @@
     <w:r>
       <w:tab/>
       <w:tab/>
-      <w:t>2026-04-15</w:t>
+      <w:t>2026-04-16</w:t>
       <w:br/>
       <w:br/>
     </w:r>

--- a/tillsyn/A 52503-2025 tillsynsbegäran.docx
+++ b/tillsyn/A 52503-2025 tillsynsbegäran.docx
@@ -267,7 +267,7 @@
     <w:r>
       <w:tab/>
       <w:tab/>
-      <w:t>2026-04-16</w:t>
+      <w:t>2026-04-17</w:t>
       <w:br/>
       <w:br/>
     </w:r>

--- a/tillsyn/A 52503-2025 tillsynsbegäran.docx
+++ b/tillsyn/A 52503-2025 tillsynsbegäran.docx
@@ -267,7 +267,7 @@
     <w:r>
       <w:tab/>
       <w:tab/>
-      <w:t>2026-04-17</w:t>
+      <w:t>2026-04-18</w:t>
       <w:br/>
       <w:br/>
     </w:r>

--- a/tillsyn/A 52503-2025 tillsynsbegäran.docx
+++ b/tillsyn/A 52503-2025 tillsynsbegäran.docx
@@ -267,7 +267,7 @@
     <w:r>
       <w:tab/>
       <w:tab/>
-      <w:t>2026-04-18</w:t>
+      <w:t>2026-04-19</w:t>
       <w:br/>
       <w:br/>
     </w:r>

--- a/tillsyn/A 52503-2025 tillsynsbegäran.docx
+++ b/tillsyn/A 52503-2025 tillsynsbegäran.docx
@@ -267,7 +267,7 @@
     <w:r>
       <w:tab/>
       <w:tab/>
-      <w:t>2026-04-19</w:t>
+      <w:t>2026-04-20</w:t>
       <w:br/>
       <w:br/>
     </w:r>

--- a/tillsyn/A 52503-2025 tillsynsbegäran.docx
+++ b/tillsyn/A 52503-2025 tillsynsbegäran.docx
@@ -267,7 +267,7 @@
     <w:r>
       <w:tab/>
       <w:tab/>
-      <w:t>2026-04-20</w:t>
+      <w:t>2026-04-21</w:t>
       <w:br/>
       <w:br/>
     </w:r>

--- a/tillsyn/A 52503-2025 tillsynsbegäran.docx
+++ b/tillsyn/A 52503-2025 tillsynsbegäran.docx
@@ -267,7 +267,7 @@
     <w:r>
       <w:tab/>
       <w:tab/>
-      <w:t>2026-04-21</w:t>
+      <w:t>2026-04-22</w:t>
       <w:br/>
       <w:br/>
     </w:r>

--- a/tillsyn/A 52503-2025 tillsynsbegäran.docx
+++ b/tillsyn/A 52503-2025 tillsynsbegäran.docx
@@ -267,7 +267,7 @@
     <w:r>
       <w:tab/>
       <w:tab/>
-      <w:t>2026-04-22</w:t>
+      <w:t>2026-04-23</w:t>
       <w:br/>
       <w:br/>
     </w:r>

--- a/tillsyn/A 52503-2025 tillsynsbegäran.docx
+++ b/tillsyn/A 52503-2025 tillsynsbegäran.docx
@@ -267,7 +267,7 @@
     <w:r>
       <w:tab/>
       <w:tab/>
-      <w:t>2026-04-23</w:t>
+      <w:t>2026-04-24</w:t>
       <w:br/>
       <w:br/>
     </w:r>

--- a/tillsyn/A 52503-2025 tillsynsbegäran.docx
+++ b/tillsyn/A 52503-2025 tillsynsbegäran.docx
@@ -267,7 +267,7 @@
     <w:r>
       <w:tab/>
       <w:tab/>
-      <w:t>2026-04-24</w:t>
+      <w:t>2026-04-25</w:t>
       <w:br/>
       <w:br/>
     </w:r>

--- a/tillsyn/A 52503-2025 tillsynsbegäran.docx
+++ b/tillsyn/A 52503-2025 tillsynsbegäran.docx
@@ -267,7 +267,7 @@
     <w:r>
       <w:tab/>
       <w:tab/>
-      <w:t>2026-04-25</w:t>
+      <w:t>2026-04-26</w:t>
       <w:br/>
       <w:br/>
     </w:r>

--- a/tillsyn/A 52503-2025 tillsynsbegäran.docx
+++ b/tillsyn/A 52503-2025 tillsynsbegäran.docx
@@ -267,7 +267,7 @@
     <w:r>
       <w:tab/>
       <w:tab/>
-      <w:t>2026-04-26</w:t>
+      <w:t>2026-04-27</w:t>
       <w:br/>
       <w:br/>
     </w:r>

--- a/tillsyn/A 52503-2025 tillsynsbegäran.docx
+++ b/tillsyn/A 52503-2025 tillsynsbegäran.docx
@@ -267,7 +267,7 @@
     <w:r>
       <w:tab/>
       <w:tab/>
-      <w:t>2026-04-27</w:t>
+      <w:t>2026-04-28</w:t>
       <w:br/>
       <w:br/>
     </w:r>

--- a/tillsyn/A 52503-2025 tillsynsbegäran.docx
+++ b/tillsyn/A 52503-2025 tillsynsbegäran.docx
@@ -267,7 +267,7 @@
     <w:r>
       <w:tab/>
       <w:tab/>
-      <w:t>2026-04-28</w:t>
+      <w:t>2026-04-29</w:t>
       <w:br/>
       <w:br/>
     </w:r>

--- a/tillsyn/A 52503-2025 tillsynsbegäran.docx
+++ b/tillsyn/A 52503-2025 tillsynsbegäran.docx
@@ -267,7 +267,7 @@
     <w:r>
       <w:tab/>
       <w:tab/>
-      <w:t>2026-04-29</w:t>
+      <w:t>2026-04-30</w:t>
       <w:br/>
       <w:br/>
     </w:r>

--- a/tillsyn/A 52503-2025 tillsynsbegäran.docx
+++ b/tillsyn/A 52503-2025 tillsynsbegäran.docx
@@ -267,7 +267,7 @@
     <w:r>
       <w:tab/>
       <w:tab/>
-      <w:t>2026-04-30</w:t>
+      <w:t>2026-05-01</w:t>
       <w:br/>
       <w:br/>
     </w:r>

--- a/tillsyn/A 52503-2025 tillsynsbegäran.docx
+++ b/tillsyn/A 52503-2025 tillsynsbegäran.docx
@@ -267,7 +267,7 @@
     <w:r>
       <w:tab/>
       <w:tab/>
-      <w:t>2026-05-01</w:t>
+      <w:t>2026-05-02</w:t>
       <w:br/>
       <w:br/>
     </w:r>

--- a/tillsyn/A 52503-2025 tillsynsbegäran.docx
+++ b/tillsyn/A 52503-2025 tillsynsbegäran.docx
@@ -267,7 +267,7 @@
     <w:r>
       <w:tab/>
       <w:tab/>
-      <w:t>2026-05-02</w:t>
+      <w:t>2026-05-03</w:t>
       <w:br/>
       <w:br/>
     </w:r>

--- a/tillsyn/A 52503-2025 tillsynsbegäran.docx
+++ b/tillsyn/A 52503-2025 tillsynsbegäran.docx
@@ -267,7 +267,7 @@
     <w:r>
       <w:tab/>
       <w:tab/>
-      <w:t>2026-05-03</w:t>
+      <w:t>2026-05-04</w:t>
       <w:br/>
       <w:br/>
     </w:r>

--- a/tillsyn/A 52503-2025 tillsynsbegäran.docx
+++ b/tillsyn/A 52503-2025 tillsynsbegäran.docx
@@ -267,7 +267,7 @@
     <w:r>
       <w:tab/>
       <w:tab/>
-      <w:t>2026-05-04</w:t>
+      <w:t>2026-05-05</w:t>
       <w:br/>
       <w:br/>
     </w:r>

--- a/tillsyn/A 52503-2025 tillsynsbegäran.docx
+++ b/tillsyn/A 52503-2025 tillsynsbegäran.docx
@@ -267,7 +267,7 @@
     <w:r>
       <w:tab/>
       <w:tab/>
-      <w:t>2026-05-05</w:t>
+      <w:t>2026-05-06</w:t>
       <w:br/>
       <w:br/>
     </w:r>

--- a/tillsyn/A 52503-2025 tillsynsbegäran.docx
+++ b/tillsyn/A 52503-2025 tillsynsbegäran.docx
@@ -267,7 +267,7 @@
     <w:r>
       <w:tab/>
       <w:tab/>
-      <w:t>2026-05-16</w:t>
+      <w:t>2026-05-17</w:t>
       <w:br/>
       <w:br/>
     </w:r>

--- a/tillsyn/A 52503-2025 tillsynsbegäran.docx
+++ b/tillsyn/A 52503-2025 tillsynsbegäran.docx
@@ -267,7 +267,7 @@
     <w:r>
       <w:tab/>
       <w:tab/>
-      <w:t>2026-05-17</w:t>
+      <w:t>2026-05-18</w:t>
       <w:br/>
       <w:br/>
     </w:r>

--- a/tillsyn/A 52503-2025 tillsynsbegäran.docx
+++ b/tillsyn/A 52503-2025 tillsynsbegäran.docx
@@ -267,7 +267,7 @@
     <w:r>
       <w:tab/>
       <w:tab/>
-      <w:t>2026-05-18</w:t>
+      <w:t>2026-05-19</w:t>
       <w:br/>
       <w:br/>
     </w:r>

--- a/tillsyn/A 52503-2025 tillsynsbegäran.docx
+++ b/tillsyn/A 52503-2025 tillsynsbegäran.docx
@@ -267,7 +267,7 @@
     <w:r>
       <w:tab/>
       <w:tab/>
-      <w:t>2026-05-19</w:t>
+      <w:t>2026-05-20</w:t>
       <w:br/>
       <w:br/>
     </w:r>

--- a/tillsyn/A 52503-2025 tillsynsbegäran.docx
+++ b/tillsyn/A 52503-2025 tillsynsbegäran.docx
@@ -267,7 +267,7 @@
     <w:r>
       <w:tab/>
       <w:tab/>
-      <w:t>2026-06-15</w:t>
+      <w:t>2026-06-16</w:t>
       <w:br/>
       <w:br/>
     </w:r>

--- a/tillsyn/A 52503-2025 tillsynsbegäran.docx
+++ b/tillsyn/A 52503-2025 tillsynsbegäran.docx
@@ -267,7 +267,7 @@
     <w:r>
       <w:tab/>
       <w:tab/>
-      <w:t>2026-06-16</w:t>
+      <w:t>2026-06-17</w:t>
       <w:br/>
       <w:br/>
     </w:r>

--- a/tillsyn/A 52503-2025 tillsynsbegäran.docx
+++ b/tillsyn/A 52503-2025 tillsynsbegäran.docx
@@ -1,6 +1,6 @@
 
 <file path=word/document.xml><?xml version="1.0" encoding="utf-8"?>
-<w:document xmlns:wpc="http://schemas.microsoft.com/office/word/2010/wordprocessingCanvas" xmlns:cx="http://schemas.microsoft.com/office/drawing/2014/chartex" xmlns:cx1="http://schemas.microsoft.com/office/drawing/2015/9/8/chartex" xmlns:cx2="http://schemas.microsoft.com/office/drawing/2015/10/21/chartex" xmlns:cx3="http://schemas.microsoft.com/office/drawing/2016/5/9/chartex" xmlns:cx4="http://schemas.microsoft.com/office/drawing/2016/5/10/chartex" xmlns:cx5="http://schemas.microsoft.com/office/drawing/2016/5/11/chartex" xmlns:cx6="http://schemas.microsoft.com/office/drawing/2016/5/12/chartex" xmlns:cx7="http://schemas.microsoft.com/office/drawing/2016/5/13/chartex" xmlns:cx8="http://schemas.microsoft.com/office/drawing/2016/5/14/chartex" xmlns:mc="http://schemas.openxmlformats.org/markup-compatibility/2006" xmlns:aink="http://schemas.microsoft.com/office/drawing/2016/ink" xmlns:am3d="http://schemas.microsoft.com/office/drawing/2017/model3d" xmlns:o="urn:schemas-microsoft-com:office:office" xmlns:oel="http://schemas.microsoft.com/office/2019/extlst" xmlns:r="http://schemas.openxmlformats.org/officeDocument/2006/relationships" xmlns:m="http://schemas.openxmlformats.org/officeDocument/2006/math" xmlns:v="urn:schemas-microsoft-com:vml" xmlns:wp14="http://schemas.microsoft.com/office/word/2010/wordprocessingDrawing" xmlns:wp="http://schemas.openxmlformats.org/drawingml/2006/wordprocessingDrawing" xmlns:w10="urn:schemas-microsoft-com:office:word" xmlns:w="http://schemas.openxmlformats.org/wordprocessingml/2006/main" xmlns:w14="http://schemas.microsoft.com/office/word/2010/wordml" xmlns:w15="http://schemas.microsoft.com/office/word/2012/wordml" xmlns:w16cex="http://schemas.microsoft.com/office/word/2018/wordml/cex" xmlns:w16cid="http://schemas.microsoft.com/office/word/2016/wordml/cid" xmlns:w16="http://schemas.microsoft.com/office/word/2018/wordml" xmlns:w16sdtdh="http://schemas.microsoft.com/office/word/2020/wordml/sdtdatahash" xmlns:w16se="http://schemas.microsoft.com/office/word/2015/wordml/symex" xmlns:wpg="http://schemas.microsoft.com/office/word/2010/wordprocessingGroup" xmlns:wpi="http://schemas.microsoft.com/office/word/2010/wordprocessingInk" xmlns:wne="http://schemas.microsoft.com/office/word/2006/wordml" xmlns:wps="http://schemas.microsoft.com/office/word/2010/wordprocessingShape" mc:Ignorable="w14 w15 w16se w16cid w16 w16cex w16sdtdh wp14">
+<w:document xmlns:wpc="http://schemas.microsoft.com/office/word/2010/wordprocessingCanvas" xmlns:cx="http://schemas.microsoft.com/office/drawing/2014/chartex" xmlns:cx1="http://schemas.microsoft.com/office/drawing/2015/9/8/chartex" xmlns:cx2="http://schemas.microsoft.com/office/drawing/2015/10/21/chartex" xmlns:cx3="http://schemas.microsoft.com/office/drawing/2016/5/9/chartex" xmlns:cx4="http://schemas.microsoft.com/office/drawing/2016/5/10/chartex" xmlns:cx5="http://schemas.microsoft.com/office/drawing/2016/5/11/chartex" xmlns:cx6="http://schemas.microsoft.com/office/drawing/2016/5/12/chartex" xmlns:cx7="http://schemas.microsoft.com/office/drawing/2016/5/13/chartex" xmlns:cx8="http://schemas.microsoft.com/office/drawing/2016/5/14/chartex" xmlns:mc="http://schemas.openxmlformats.org/markup-compatibility/2006" xmlns:aink="http://schemas.microsoft.com/office/drawing/2016/ink" xmlns:am3d="http://schemas.microsoft.com/office/drawing/2017/model3d" xmlns:o="urn:schemas-microsoft-com:office:office" xmlns:oel="http://schemas.microsoft.com/office/2019/extlst" xmlns:r="http://schemas.openxmlformats.org/officeDocument/2006/relationships" xmlns:m="http://schemas.openxmlformats.org/officeDocument/2006/math" xmlns:v="urn:schemas-microsoft-com:vml" xmlns:wp14="http://schemas.microsoft.com/office/word/2010/wordprocessingDrawing" xmlns:wp="http://schemas.openxmlformats.org/drawingml/2006/wordprocessingDrawing" xmlns:w10="urn:schemas-microsoft-com:office:word" xmlns:w="http://schemas.openxmlformats.org/wordprocessingml/2006/main" xmlns:w14="http://schemas.microsoft.com/office/word/2010/wordml" xmlns:w15="http://schemas.microsoft.com/office/word/2012/wordml" xmlns:w16cex="http://schemas.microsoft.com/office/word/2018/wordml/cex" xmlns:w16cid="http://schemas.microsoft.com/office/word/2016/wordml/cid" xmlns:w16="http://schemas.microsoft.com/office/word/2018/wordml" xmlns:w16du="http://schemas.microsoft.com/office/word/2023/wordml/word16du" xmlns:w16sdtdh="http://schemas.microsoft.com/office/word/2020/wordml/sdtdatahash" xmlns:w16sdtfl="http://schemas.microsoft.com/office/word/2024/wordml/sdtformatlock" xmlns:w16se="http://schemas.microsoft.com/office/word/2015/wordml/symex" xmlns:wpg="http://schemas.microsoft.com/office/word/2010/wordprocessingGroup" xmlns:wpi="http://schemas.microsoft.com/office/word/2010/wordprocessingInk" xmlns:wne="http://schemas.microsoft.com/office/word/2006/wordml" xmlns:wps="http://schemas.microsoft.com/office/word/2010/wordprocessingShape" mc:Ignorable="w14 w15 w16se w16cid w16 w16cex w16sdtdh w16sdtfl w16du wp14">
   <w:body>
     <w:p>
       <w:pPr>
@@ -12,35 +12,10 @@
     </w:p>
     <w:p>
       <w:r>
-        <w:t>Detta dokument behandlar höga naturvärden i avverkningsanmälan A 52503-2025 i Uppsala kommun. Denna avverkningsanmälan inkom 2025-10-24 11:56:40 och omfattar 21,5 ha.</w:t>
+        <w:t>Detta dokument behandlar höga naturvärden i avverkningsanmälan A 52503-2025 i Uppsala kommun som inkom 2025-10-24 och omfattar 21,5 ha.</w:t>
       </w:r>
-    </w:p>
-    <w:p>
       <w:r>
-        <w:t>Vi begär härmed att Skogsstyrelsen fattar beslut enligt miljöbalken som säkerställer att skogens höga naturvärden bevaras samt säkerställer att EU-lagstiftning efterlevs och att artskyddsbrott förhindras. Vi önskar även ta del av de ställningstaganden och beslut som myndigheterna meddelar till följd av aktuell avverkningsanmälan och föreningens inlaga (se 34 § förvaltningslagen).</w:t>
-      </w:r>
-    </w:p>
-    <w:p>
-      <w:r>
-        <w:t>Nedan beskrivs fynd av naturvårdsarter som gjorts i det avverkningsanmälda området.</w:t>
-      </w:r>
-    </w:p>
-    <w:p>
-      <w:pPr>
-        <w:pStyle w:val="Heading1"/>
-      </w:pPr>
-      <w:r>
-        <w:t>Naturvårdsarter</w:t>
-      </w:r>
-    </w:p>
-    <w:p>
-      <w:r>
-        <w:t>I avverkningsanmälan har följande 2 naturvårdsarter hittats: gulvit blekspik (VU) och klosterlav (VU). Av dessa är 2 rödlistade. För rödlistade arter har rödlistekategorin angivits inom parentes.</w:t>
-      </w:r>
-    </w:p>
-    <w:p>
-      <w:r>
-        <w:t>De påträffade naturvårdsarterna är ett tydligt kvitto på att detta rör sig om en skog med höga naturvärden. I Figur 1 visas en karta över det avverkningsanmälda området, där samtliga fyndplatser för naturvårdsarter som finns registrerade på Artportalen har markerats.</w:t>
+        <w:t xml:space="preserve"> I Figur 1 visas fyndplatser för naturvårdsarter i området, som finns registrerade på Artportalen.</w:t>
       </w:r>
     </w:p>
     <w:p>
@@ -50,7 +25,7 @@
       <w:r>
         <w:drawing>
           <wp:inline xmlns:a="http://schemas.openxmlformats.org/drawingml/2006/main" xmlns:pic="http://schemas.openxmlformats.org/drawingml/2006/picture">
-            <wp:extent cx="5486400" cy="5505319"/>
+            <wp:extent cx="5486400" cy="5298846"/>
             <wp:docPr id="1" name="Picture 1"/>
             <wp:cNvGraphicFramePr>
               <a:graphicFrameLocks noChangeAspect="1"/>
@@ -71,7 +46,7 @@
                   <pic:spPr>
                     <a:xfrm>
                       <a:off x="0" y="0"/>
-                      <a:ext cx="5486400" cy="5505319"/>
+                      <a:ext cx="5486400" cy="5298846"/>
                     </a:xfrm>
                     <a:prstGeom prst="rect"/>
                   </pic:spPr>
@@ -85,9 +60,43 @@
     <w:p>
       <w:pPr>
         <w:pStyle w:val="Caption"/>
+        <w:spacing w:after="240"/>
       </w:pPr>
       <w:r>
-        <w:t>Figur 1. Fyndplatser för naturvårdsarter i det avverkningsanmälda området (röd linje). Markörer utan svart kant är placerade på fyndplatsen. Markörer med svart kant är placerade vid sidan av fyndplatsen och har ett svart streck som visar fyndplatsens exakta position. Kartans mittpunktskoordinat är N 6636656, E 665000 i SWEREF 99 TM.</w:t>
+        <w:t>Figur 1. Fyndplatser för naturvårdsarter i och inom 15 meter från avverkningsanmälan (röd linje). Inom parentes anges rödlistekategorier, S för signalarter, Tför typiska arter och fridlysningsparagrafer i artskyddsförordningen.Markörer utan svart kant är placerade på fyndplatsen. Markörer med svart kant är placerade vid sidan av fyndplatsen och har ett svart streck som visar fyndplatsens exakta position. Kartans mittpunktskoordinat är N 6636656, E 665000 i SWEREF 99 TM.</w:t>
+      </w:r>
+    </w:p>
+    <w:p>
+      <w:r>
+        <w:t>Vi begär härmed att Skogsstyrelsen fattar beslut enligt miljöbalken som säkerställer att skogens höga naturvärden bevaras samt att EU-lagstiftning efterlevs och att artskyddsbrott förhindras.</w:t>
+      </w:r>
+    </w:p>
+    <w:p>
+      <w:r>
+        <w:t>Vi önskar även ta del av de ställningstaganden och beslut som myndigheten meddelar till följd av aktuell avverkningsanmälan och föreningens inlaga (se 34 § förvaltningslagen).</w:t>
+      </w:r>
+    </w:p>
+    <w:p>
+      <w:r>
+        <w:t>Nedan beskrivs fynd av naturvårdsarter som gjorts i det avverkningsanmälda området.</w:t>
+      </w:r>
+    </w:p>
+    <w:p>
+      <w:pPr>
+        <w:pStyle w:val="Heading1"/>
+      </w:pPr>
+      <w:r>
+        <w:t>Naturvårdsarter</w:t>
+      </w:r>
+    </w:p>
+    <w:p>
+      <w:r>
+        <w:t>I och inom 15 meter från avverkningsanmälan har följande 7 naturvårdsarter hittats: gulvit blekspik (VU, T), klosterlav (VU), backnopping (NT), kastanjesopp (NT), scharlakansvaxing (NT), gulvaxing (S) och maskfingersvamp (S). Av dessa är 5 rödlistade. För rödlistade arter har rödlistekategorin angivits inom parentes. Arter som är signalarter enligt Skogsstyrelsen har markerats med (S). Typiska arter inom Natura 2000 som är kopplade till skogsekosystem har markerats med (T).</w:t>
+      </w:r>
+    </w:p>
+    <w:p>
+      <w:r>
+        <w:t>De påträffade naturvårdsarterna är ett tydligt kvitto på att det rör sig om en skog med höga naturvärden.</w:t>
       </w:r>
     </w:p>
     <w:p>
@@ -133,10 +142,32 @@
         <w:rPr>
           <w:b/>
         </w:rPr>
+        <w:t xml:space="preserve">Kastanjesopp (NT) </w:t>
+      </w:r>
+      <w:r>
+        <w:t>bildar mykorrhiza med ek och bok. Växer i hagmark, naturbetesmark, löväng, park, ekskog och bokskog. Verkar föredra jord med hög sandinblandning men är inte kalkberoende. Upphörande hävd av hagmarker, avverkning av artens värdträd i parker och hagmarker, avverkning i lövskog och omföring av lövskog till barrskog är de främsta hoten. På lokaler där kastanjesopp växer i slutna trädbestånd bör avverkning inte förekomma (SLU Artdatabanken, 2025).</w:t>
+      </w:r>
+    </w:p>
+    <w:p>
+      <w:r>
+        <w:rPr>
+          <w:b/>
+        </w:rPr>
         <w:t>Klosterlav (VU)</w:t>
       </w:r>
       <w:r>
         <w:t xml:space="preserve"> växer på grov bark på stammar av framför allt ädellövträd som ask, bok, alm, lönn och lind, men fynd finns även på fläder och knäckepil. Klosterlaven finns både i sluten skog och i halvöppna till öppna miljöer, bl.a. på hamlade träd (solitära eller i löväng), i blandad ädellövskog och i ren bokskog. Arten förekommer vanligen vid basen av träden, men kan växa på upp till två meters höjd. På ljusa lokaler växer laven i sprickor på trädens skuggsida. Lokalerna har lång kontinuitet på gamla träd, hög luftfuktighet och andra rödlistade lavar förekommer ofta tillsammans med klosterlaven. Klosterlaven gynnas av att man sparar skog med lång kontinuitet, gamla vårdträd och lövängar. Alltför snabbt upptagande av hävden av lövängar kan innebära att laven skadas av den snabba förändringen till ett ljusare och torrare lokalklimat (SLU Artdatabanken, 2024).</w:t>
+      </w:r>
+    </w:p>
+    <w:p>
+      <w:r>
+        <w:rPr>
+          <w:b/>
+        </w:rPr>
+        <w:t xml:space="preserve">Scharlakansvaxing (NT) </w:t>
+      </w:r>
+      <w:r>
+        <w:t>växer mest på magra, ogödslade naturbetes- och slåttermarker men kan sällsynt även påträffas i luckig skogsmark och på rikare mulljord i ädellövskog. Arten är globalt rödlistad som sårbar (VU) vilket innebär att Sverige har ett internationellt ansvar för arten (SLU Artdatabanken, 2024; IUCN, 2019).</w:t>
       </w:r>
     </w:p>
     <w:sectPr>
@@ -157,7 +188,7 @@
 </file>
 
 <file path=word/endnotes.xml><?xml version="1.0" encoding="utf-8"?>
-<w:endnotes xmlns:wpc="http://schemas.microsoft.com/office/word/2010/wordprocessingCanvas" xmlns:cx="http://schemas.microsoft.com/office/drawing/2014/chartex" xmlns:cx1="http://schemas.microsoft.com/office/drawing/2015/9/8/chartex" xmlns:cx2="http://schemas.microsoft.com/office/drawing/2015/10/21/chartex" xmlns:cx3="http://schemas.microsoft.com/office/drawing/2016/5/9/chartex" xmlns:cx4="http://schemas.microsoft.com/office/drawing/2016/5/10/chartex" xmlns:cx5="http://schemas.microsoft.com/office/drawing/2016/5/11/chartex" xmlns:cx6="http://schemas.microsoft.com/office/drawing/2016/5/12/chartex" xmlns:cx7="http://schemas.microsoft.com/office/drawing/2016/5/13/chartex" xmlns:cx8="http://schemas.microsoft.com/office/drawing/2016/5/14/chartex" xmlns:mc="http://schemas.openxmlformats.org/markup-compatibility/2006" xmlns:aink="http://schemas.microsoft.com/office/drawing/2016/ink" xmlns:am3d="http://schemas.microsoft.com/office/drawing/2017/model3d" xmlns:o="urn:schemas-microsoft-com:office:office" xmlns:oel="http://schemas.microsoft.com/office/2019/extlst" xmlns:r="http://schemas.openxmlformats.org/officeDocument/2006/relationships" xmlns:m="http://schemas.openxmlformats.org/officeDocument/2006/math" xmlns:v="urn:schemas-microsoft-com:vml" xmlns:wp14="http://schemas.microsoft.com/office/word/2010/wordprocessingDrawing" xmlns:wp="http://schemas.openxmlformats.org/drawingml/2006/wordprocessingDrawing" xmlns:w10="urn:schemas-microsoft-com:office:word" xmlns:w="http://schemas.openxmlformats.org/wordprocessingml/2006/main" xmlns:w14="http://schemas.microsoft.com/office/word/2010/wordml" xmlns:w15="http://schemas.microsoft.com/office/word/2012/wordml" xmlns:w16cex="http://schemas.microsoft.com/office/word/2018/wordml/cex" xmlns:w16cid="http://schemas.microsoft.com/office/word/2016/wordml/cid" xmlns:w16="http://schemas.microsoft.com/office/word/2018/wordml" xmlns:w16sdtdh="http://schemas.microsoft.com/office/word/2020/wordml/sdtdatahash" xmlns:w16se="http://schemas.microsoft.com/office/word/2015/wordml/symex" xmlns:wpg="http://schemas.microsoft.com/office/word/2010/wordprocessingGroup" xmlns:wpi="http://schemas.microsoft.com/office/word/2010/wordprocessingInk" xmlns:wne="http://schemas.microsoft.com/office/word/2006/wordml" xmlns:wps="http://schemas.microsoft.com/office/word/2010/wordprocessingShape" mc:Ignorable="w14 w15 w16se w16cid w16 w16cex w16sdtdh wp14">
+<w:endnotes xmlns:wpc="http://schemas.microsoft.com/office/word/2010/wordprocessingCanvas" xmlns:cx="http://schemas.microsoft.com/office/drawing/2014/chartex" xmlns:cx1="http://schemas.microsoft.com/office/drawing/2015/9/8/chartex" xmlns:cx2="http://schemas.microsoft.com/office/drawing/2015/10/21/chartex" xmlns:cx3="http://schemas.microsoft.com/office/drawing/2016/5/9/chartex" xmlns:cx4="http://schemas.microsoft.com/office/drawing/2016/5/10/chartex" xmlns:cx5="http://schemas.microsoft.com/office/drawing/2016/5/11/chartex" xmlns:cx6="http://schemas.microsoft.com/office/drawing/2016/5/12/chartex" xmlns:cx7="http://schemas.microsoft.com/office/drawing/2016/5/13/chartex" xmlns:cx8="http://schemas.microsoft.com/office/drawing/2016/5/14/chartex" xmlns:mc="http://schemas.openxmlformats.org/markup-compatibility/2006" xmlns:aink="http://schemas.microsoft.com/office/drawing/2016/ink" xmlns:am3d="http://schemas.microsoft.com/office/drawing/2017/model3d" xmlns:o="urn:schemas-microsoft-com:office:office" xmlns:oel="http://schemas.microsoft.com/office/2019/extlst" xmlns:r="http://schemas.openxmlformats.org/officeDocument/2006/relationships" xmlns:m="http://schemas.openxmlformats.org/officeDocument/2006/math" xmlns:v="urn:schemas-microsoft-com:vml" xmlns:wp14="http://schemas.microsoft.com/office/word/2010/wordprocessingDrawing" xmlns:wp="http://schemas.openxmlformats.org/drawingml/2006/wordprocessingDrawing" xmlns:w10="urn:schemas-microsoft-com:office:word" xmlns:w="http://schemas.openxmlformats.org/wordprocessingml/2006/main" xmlns:w14="http://schemas.microsoft.com/office/word/2010/wordml" xmlns:w15="http://schemas.microsoft.com/office/word/2012/wordml" xmlns:w16cex="http://schemas.microsoft.com/office/word/2018/wordml/cex" xmlns:w16cid="http://schemas.microsoft.com/office/word/2016/wordml/cid" xmlns:w16="http://schemas.microsoft.com/office/word/2018/wordml" xmlns:w16du="http://schemas.microsoft.com/office/word/2023/wordml/word16du" xmlns:w16sdtdh="http://schemas.microsoft.com/office/word/2020/wordml/sdtdatahash" xmlns:w16sdtfl="http://schemas.microsoft.com/office/word/2024/wordml/sdtformatlock" xmlns:w16se="http://schemas.microsoft.com/office/word/2015/wordml/symex" xmlns:wpg="http://schemas.microsoft.com/office/word/2010/wordprocessingGroup" xmlns:wpi="http://schemas.microsoft.com/office/word/2010/wordprocessingInk" xmlns:wne="http://schemas.microsoft.com/office/word/2006/wordml" xmlns:wps="http://schemas.microsoft.com/office/word/2010/wordprocessingShape" mc:Ignorable="w14 w15 w16se w16cid w16 w16cex w16sdtdh w16sdtfl w16du wp14">
   <w:endnote w:type="separator" w:id="-1">
     <w:p>
       <w:pPr>
@@ -182,7 +213,7 @@
 </file>
 
 <file path=word/footer1.xml><?xml version="1.0" encoding="utf-8"?>
-<w:ftr xmlns:wpc="http://schemas.microsoft.com/office/word/2010/wordprocessingCanvas" xmlns:cx="http://schemas.microsoft.com/office/drawing/2014/chartex" xmlns:cx1="http://schemas.microsoft.com/office/drawing/2015/9/8/chartex" xmlns:cx2="http://schemas.microsoft.com/office/drawing/2015/10/21/chartex" xmlns:cx3="http://schemas.microsoft.com/office/drawing/2016/5/9/chartex" xmlns:cx4="http://schemas.microsoft.com/office/drawing/2016/5/10/chartex" xmlns:cx5="http://schemas.microsoft.com/office/drawing/2016/5/11/chartex" xmlns:cx6="http://schemas.microsoft.com/office/drawing/2016/5/12/chartex" xmlns:cx7="http://schemas.microsoft.com/office/drawing/2016/5/13/chartex" xmlns:cx8="http://schemas.microsoft.com/office/drawing/2016/5/14/chartex" xmlns:mc="http://schemas.openxmlformats.org/markup-compatibility/2006" xmlns:aink="http://schemas.microsoft.com/office/drawing/2016/ink" xmlns:am3d="http://schemas.microsoft.com/office/drawing/2017/model3d" xmlns:o="urn:schemas-microsoft-com:office:office" xmlns:oel="http://schemas.microsoft.com/office/2019/extlst" xmlns:r="http://schemas.openxmlformats.org/officeDocument/2006/relationships" xmlns:m="http://schemas.openxmlformats.org/officeDocument/2006/math" xmlns:v="urn:schemas-microsoft-com:vml" xmlns:wp14="http://schemas.microsoft.com/office/word/2010/wordprocessingDrawing" xmlns:wp="http://schemas.openxmlformats.org/drawingml/2006/wordprocessingDrawing" xmlns:w10="urn:schemas-microsoft-com:office:word" xmlns:w="http://schemas.openxmlformats.org/wordprocessingml/2006/main" xmlns:w14="http://schemas.microsoft.com/office/word/2010/wordml" xmlns:w15="http://schemas.microsoft.com/office/word/2012/wordml" xmlns:w16cex="http://schemas.microsoft.com/office/word/2018/wordml/cex" xmlns:w16cid="http://schemas.microsoft.com/office/word/2016/wordml/cid" xmlns:w16="http://schemas.microsoft.com/office/word/2018/wordml" xmlns:w16sdtdh="http://schemas.microsoft.com/office/word/2020/wordml/sdtdatahash" xmlns:w16se="http://schemas.microsoft.com/office/word/2015/wordml/symex" xmlns:wpg="http://schemas.microsoft.com/office/word/2010/wordprocessingGroup" xmlns:wpi="http://schemas.microsoft.com/office/word/2010/wordprocessingInk" xmlns:wne="http://schemas.microsoft.com/office/word/2006/wordml" xmlns:wps="http://schemas.microsoft.com/office/word/2010/wordprocessingShape" mc:Ignorable="w14 w15 w16se w16cid w16 w16cex w16sdtdh wp14">
+<w:ftr xmlns:wpc="http://schemas.microsoft.com/office/word/2010/wordprocessingCanvas" xmlns:cx="http://schemas.microsoft.com/office/drawing/2014/chartex" xmlns:cx1="http://schemas.microsoft.com/office/drawing/2015/9/8/chartex" xmlns:cx2="http://schemas.microsoft.com/office/drawing/2015/10/21/chartex" xmlns:cx3="http://schemas.microsoft.com/office/drawing/2016/5/9/chartex" xmlns:cx4="http://schemas.microsoft.com/office/drawing/2016/5/10/chartex" xmlns:cx5="http://schemas.microsoft.com/office/drawing/2016/5/11/chartex" xmlns:cx6="http://schemas.microsoft.com/office/drawing/2016/5/12/chartex" xmlns:cx7="http://schemas.microsoft.com/office/drawing/2016/5/13/chartex" xmlns:cx8="http://schemas.microsoft.com/office/drawing/2016/5/14/chartex" xmlns:mc="http://schemas.openxmlformats.org/markup-compatibility/2006" xmlns:aink="http://schemas.microsoft.com/office/drawing/2016/ink" xmlns:am3d="http://schemas.microsoft.com/office/drawing/2017/model3d" xmlns:o="urn:schemas-microsoft-com:office:office" xmlns:oel="http://schemas.microsoft.com/office/2019/extlst" xmlns:r="http://schemas.openxmlformats.org/officeDocument/2006/relationships" xmlns:m="http://schemas.openxmlformats.org/officeDocument/2006/math" xmlns:v="urn:schemas-microsoft-com:vml" xmlns:wp14="http://schemas.microsoft.com/office/word/2010/wordprocessingDrawing" xmlns:wp="http://schemas.openxmlformats.org/drawingml/2006/wordprocessingDrawing" xmlns:w10="urn:schemas-microsoft-com:office:word" xmlns:w="http://schemas.openxmlformats.org/wordprocessingml/2006/main" xmlns:w14="http://schemas.microsoft.com/office/word/2010/wordml" xmlns:w15="http://schemas.microsoft.com/office/word/2012/wordml" xmlns:w16cex="http://schemas.microsoft.com/office/word/2018/wordml/cex" xmlns:w16cid="http://schemas.microsoft.com/office/word/2016/wordml/cid" xmlns:w16="http://schemas.microsoft.com/office/word/2018/wordml" xmlns:w16du="http://schemas.microsoft.com/office/word/2023/wordml/word16du" xmlns:w16sdtdh="http://schemas.microsoft.com/office/word/2020/wordml/sdtdatahash" xmlns:w16sdtfl="http://schemas.microsoft.com/office/word/2024/wordml/sdtformatlock" xmlns:w16se="http://schemas.microsoft.com/office/word/2015/wordml/symex" xmlns:wpg="http://schemas.microsoft.com/office/word/2010/wordprocessingGroup" xmlns:wpi="http://schemas.microsoft.com/office/word/2010/wordprocessingInk" xmlns:wne="http://schemas.microsoft.com/office/word/2006/wordml" xmlns:wps="http://schemas.microsoft.com/office/word/2010/wordprocessingShape" mc:Ignorable="w14 w15 w16se w16cid w16 w16cex w16sdtdh w16sdtfl w16du wp14">
   <w:p>
     <w:pPr>
       <w:pStyle w:val="Footer"/>
@@ -192,7 +223,7 @@
 </file>
 
 <file path=word/footer2.xml><?xml version="1.0" encoding="utf-8"?>
-<w:ftr xmlns:wpc="http://schemas.microsoft.com/office/word/2010/wordprocessingCanvas" xmlns:cx="http://schemas.microsoft.com/office/drawing/2014/chartex" xmlns:cx1="http://schemas.microsoft.com/office/drawing/2015/9/8/chartex" xmlns:cx2="http://schemas.microsoft.com/office/drawing/2015/10/21/chartex" xmlns:cx3="http://schemas.microsoft.com/office/drawing/2016/5/9/chartex" xmlns:cx4="http://schemas.microsoft.com/office/drawing/2016/5/10/chartex" xmlns:cx5="http://schemas.microsoft.com/office/drawing/2016/5/11/chartex" xmlns:cx6="http://schemas.microsoft.com/office/drawing/2016/5/12/chartex" xmlns:cx7="http://schemas.microsoft.com/office/drawing/2016/5/13/chartex" xmlns:cx8="http://schemas.microsoft.com/office/drawing/2016/5/14/chartex" xmlns:mc="http://schemas.openxmlformats.org/markup-compatibility/2006" xmlns:aink="http://schemas.microsoft.com/office/drawing/2016/ink" xmlns:am3d="http://schemas.microsoft.com/office/drawing/2017/model3d" xmlns:o="urn:schemas-microsoft-com:office:office" xmlns:oel="http://schemas.microsoft.com/office/2019/extlst" xmlns:r="http://schemas.openxmlformats.org/officeDocument/2006/relationships" xmlns:m="http://schemas.openxmlformats.org/officeDocument/2006/math" xmlns:v="urn:schemas-microsoft-com:vml" xmlns:wp14="http://schemas.microsoft.com/office/word/2010/wordprocessingDrawing" xmlns:wp="http://schemas.openxmlformats.org/drawingml/2006/wordprocessingDrawing" xmlns:w10="urn:schemas-microsoft-com:office:word" xmlns:w="http://schemas.openxmlformats.org/wordprocessingml/2006/main" xmlns:w14="http://schemas.microsoft.com/office/word/2010/wordml" xmlns:w15="http://schemas.microsoft.com/office/word/2012/wordml" xmlns:w16cex="http://schemas.microsoft.com/office/word/2018/wordml/cex" xmlns:w16cid="http://schemas.microsoft.com/office/word/2016/wordml/cid" xmlns:w16="http://schemas.microsoft.com/office/word/2018/wordml" xmlns:w16sdtdh="http://schemas.microsoft.com/office/word/2020/wordml/sdtdatahash" xmlns:w16se="http://schemas.microsoft.com/office/word/2015/wordml/symex" xmlns:wpg="http://schemas.microsoft.com/office/word/2010/wordprocessingGroup" xmlns:wpi="http://schemas.microsoft.com/office/word/2010/wordprocessingInk" xmlns:wne="http://schemas.microsoft.com/office/word/2006/wordml" xmlns:wps="http://schemas.microsoft.com/office/word/2010/wordprocessingShape" mc:Ignorable="w14 w15 w16se w16cid w16 w16cex w16sdtdh wp14">
+<w:ftr xmlns:wpc="http://schemas.microsoft.com/office/word/2010/wordprocessingCanvas" xmlns:cx="http://schemas.microsoft.com/office/drawing/2014/chartex" xmlns:cx1="http://schemas.microsoft.com/office/drawing/2015/9/8/chartex" xmlns:cx2="http://schemas.microsoft.com/office/drawing/2015/10/21/chartex" xmlns:cx3="http://schemas.microsoft.com/office/drawing/2016/5/9/chartex" xmlns:cx4="http://schemas.microsoft.com/office/drawing/2016/5/10/chartex" xmlns:cx5="http://schemas.microsoft.com/office/drawing/2016/5/11/chartex" xmlns:cx6="http://schemas.microsoft.com/office/drawing/2016/5/12/chartex" xmlns:cx7="http://schemas.microsoft.com/office/drawing/2016/5/13/chartex" xmlns:cx8="http://schemas.microsoft.com/office/drawing/2016/5/14/chartex" xmlns:mc="http://schemas.openxmlformats.org/markup-compatibility/2006" xmlns:aink="http://schemas.microsoft.com/office/drawing/2016/ink" xmlns:am3d="http://schemas.microsoft.com/office/drawing/2017/model3d" xmlns:o="urn:schemas-microsoft-com:office:office" xmlns:oel="http://schemas.microsoft.com/office/2019/extlst" xmlns:r="http://schemas.openxmlformats.org/officeDocument/2006/relationships" xmlns:m="http://schemas.openxmlformats.org/officeDocument/2006/math" xmlns:v="urn:schemas-microsoft-com:vml" xmlns:wp14="http://schemas.microsoft.com/office/word/2010/wordprocessingDrawing" xmlns:wp="http://schemas.openxmlformats.org/drawingml/2006/wordprocessingDrawing" xmlns:w10="urn:schemas-microsoft-com:office:word" xmlns:w="http://schemas.openxmlformats.org/wordprocessingml/2006/main" xmlns:w14="http://schemas.microsoft.com/office/word/2010/wordml" xmlns:w15="http://schemas.microsoft.com/office/word/2012/wordml" xmlns:w16cex="http://schemas.microsoft.com/office/word/2018/wordml/cex" xmlns:w16cid="http://schemas.microsoft.com/office/word/2016/wordml/cid" xmlns:w16="http://schemas.microsoft.com/office/word/2018/wordml" xmlns:w16du="http://schemas.microsoft.com/office/word/2023/wordml/word16du" xmlns:w16sdtdh="http://schemas.microsoft.com/office/word/2020/wordml/sdtdatahash" xmlns:w16sdtfl="http://schemas.microsoft.com/office/word/2024/wordml/sdtformatlock" xmlns:w16se="http://schemas.microsoft.com/office/word/2015/wordml/symex" xmlns:wpg="http://schemas.microsoft.com/office/word/2010/wordprocessingGroup" xmlns:wpi="http://schemas.microsoft.com/office/word/2010/wordprocessingInk" xmlns:wne="http://schemas.microsoft.com/office/word/2006/wordml" xmlns:wps="http://schemas.microsoft.com/office/word/2010/wordprocessingShape" mc:Ignorable="w14 w15 w16se w16cid w16 w16cex w16sdtdh w16sdtfl w16du wp14">
   <w:p>
     <w:pPr>
       <w:pStyle w:val="Footer"/>
@@ -202,7 +233,7 @@
 </file>
 
 <file path=word/footer3.xml><?xml version="1.0" encoding="utf-8"?>
-<w:ftr xmlns:wpc="http://schemas.microsoft.com/office/word/2010/wordprocessingCanvas" xmlns:cx="http://schemas.microsoft.com/office/drawing/2014/chartex" xmlns:cx1="http://schemas.microsoft.com/office/drawing/2015/9/8/chartex" xmlns:cx2="http://schemas.microsoft.com/office/drawing/2015/10/21/chartex" xmlns:cx3="http://schemas.microsoft.com/office/drawing/2016/5/9/chartex" xmlns:cx4="http://schemas.microsoft.com/office/drawing/2016/5/10/chartex" xmlns:cx5="http://schemas.microsoft.com/office/drawing/2016/5/11/chartex" xmlns:cx6="http://schemas.microsoft.com/office/drawing/2016/5/12/chartex" xmlns:cx7="http://schemas.microsoft.com/office/drawing/2016/5/13/chartex" xmlns:cx8="http://schemas.microsoft.com/office/drawing/2016/5/14/chartex" xmlns:mc="http://schemas.openxmlformats.org/markup-compatibility/2006" xmlns:aink="http://schemas.microsoft.com/office/drawing/2016/ink" xmlns:am3d="http://schemas.microsoft.com/office/drawing/2017/model3d" xmlns:o="urn:schemas-microsoft-com:office:office" xmlns:oel="http://schemas.microsoft.com/office/2019/extlst" xmlns:r="http://schemas.openxmlformats.org/officeDocument/2006/relationships" xmlns:m="http://schemas.openxmlformats.org/officeDocument/2006/math" xmlns:v="urn:schemas-microsoft-com:vml" xmlns:wp14="http://schemas.microsoft.com/office/word/2010/wordprocessingDrawing" xmlns:wp="http://schemas.openxmlformats.org/drawingml/2006/wordprocessingDrawing" xmlns:w10="urn:schemas-microsoft-com:office:word" xmlns:w="http://schemas.openxmlformats.org/wordprocessingml/2006/main" xmlns:w14="http://schemas.microsoft.com/office/word/2010/wordml" xmlns:w15="http://schemas.microsoft.com/office/word/2012/wordml" xmlns:w16cex="http://schemas.microsoft.com/office/word/2018/wordml/cex" xmlns:w16cid="http://schemas.microsoft.com/office/word/2016/wordml/cid" xmlns:w16="http://schemas.microsoft.com/office/word/2018/wordml" xmlns:w16sdtdh="http://schemas.microsoft.com/office/word/2020/wordml/sdtdatahash" xmlns:w16se="http://schemas.microsoft.com/office/word/2015/wordml/symex" xmlns:wpg="http://schemas.microsoft.com/office/word/2010/wordprocessingGroup" xmlns:wpi="http://schemas.microsoft.com/office/word/2010/wordprocessingInk" xmlns:wne="http://schemas.microsoft.com/office/word/2006/wordml" xmlns:wps="http://schemas.microsoft.com/office/word/2010/wordprocessingShape" mc:Ignorable="w14 w15 w16se w16cid w16 w16cex w16sdtdh wp14">
+<w:ftr xmlns:wpc="http://schemas.microsoft.com/office/word/2010/wordprocessingCanvas" xmlns:cx="http://schemas.microsoft.com/office/drawing/2014/chartex" xmlns:cx1="http://schemas.microsoft.com/office/drawing/2015/9/8/chartex" xmlns:cx2="http://schemas.microsoft.com/office/drawing/2015/10/21/chartex" xmlns:cx3="http://schemas.microsoft.com/office/drawing/2016/5/9/chartex" xmlns:cx4="http://schemas.microsoft.com/office/drawing/2016/5/10/chartex" xmlns:cx5="http://schemas.microsoft.com/office/drawing/2016/5/11/chartex" xmlns:cx6="http://schemas.microsoft.com/office/drawing/2016/5/12/chartex" xmlns:cx7="http://schemas.microsoft.com/office/drawing/2016/5/13/chartex" xmlns:cx8="http://schemas.microsoft.com/office/drawing/2016/5/14/chartex" xmlns:mc="http://schemas.openxmlformats.org/markup-compatibility/2006" xmlns:aink="http://schemas.microsoft.com/office/drawing/2016/ink" xmlns:am3d="http://schemas.microsoft.com/office/drawing/2017/model3d" xmlns:o="urn:schemas-microsoft-com:office:office" xmlns:oel="http://schemas.microsoft.com/office/2019/extlst" xmlns:r="http://schemas.openxmlformats.org/officeDocument/2006/relationships" xmlns:m="http://schemas.openxmlformats.org/officeDocument/2006/math" xmlns:v="urn:schemas-microsoft-com:vml" xmlns:wp14="http://schemas.microsoft.com/office/word/2010/wordprocessingDrawing" xmlns:wp="http://schemas.openxmlformats.org/drawingml/2006/wordprocessingDrawing" xmlns:w10="urn:schemas-microsoft-com:office:word" xmlns:w="http://schemas.openxmlformats.org/wordprocessingml/2006/main" xmlns:w14="http://schemas.microsoft.com/office/word/2010/wordml" xmlns:w15="http://schemas.microsoft.com/office/word/2012/wordml" xmlns:w16cex="http://schemas.microsoft.com/office/word/2018/wordml/cex" xmlns:w16cid="http://schemas.microsoft.com/office/word/2016/wordml/cid" xmlns:w16="http://schemas.microsoft.com/office/word/2018/wordml" xmlns:w16du="http://schemas.microsoft.com/office/word/2023/wordml/word16du" xmlns:w16sdtdh="http://schemas.microsoft.com/office/word/2020/wordml/sdtdatahash" xmlns:w16sdtfl="http://schemas.microsoft.com/office/word/2024/wordml/sdtformatlock" xmlns:w16se="http://schemas.microsoft.com/office/word/2015/wordml/symex" xmlns:wpg="http://schemas.microsoft.com/office/word/2010/wordprocessingGroup" xmlns:wpi="http://schemas.microsoft.com/office/word/2010/wordprocessingInk" xmlns:wne="http://schemas.microsoft.com/office/word/2006/wordml" xmlns:wps="http://schemas.microsoft.com/office/word/2010/wordprocessingShape" mc:Ignorable="w14 w15 w16se w16cid w16 w16cex w16sdtdh w16sdtfl w16du wp14">
   <w:p>
     <w:pPr>
       <w:pStyle w:val="Footer"/>
@@ -212,7 +243,7 @@
 </file>
 
 <file path=word/footnotes.xml><?xml version="1.0" encoding="utf-8"?>
-<w:footnotes xmlns:wpc="http://schemas.microsoft.com/office/word/2010/wordprocessingCanvas" xmlns:cx="http://schemas.microsoft.com/office/drawing/2014/chartex" xmlns:cx1="http://schemas.microsoft.com/office/drawing/2015/9/8/chartex" xmlns:cx2="http://schemas.microsoft.com/office/drawing/2015/10/21/chartex" xmlns:cx3="http://schemas.microsoft.com/office/drawing/2016/5/9/chartex" xmlns:cx4="http://schemas.microsoft.com/office/drawing/2016/5/10/chartex" xmlns:cx5="http://schemas.microsoft.com/office/drawing/2016/5/11/chartex" xmlns:cx6="http://schemas.microsoft.com/office/drawing/2016/5/12/chartex" xmlns:cx7="http://schemas.microsoft.com/office/drawing/2016/5/13/chartex" xmlns:cx8="http://schemas.microsoft.com/office/drawing/2016/5/14/chartex" xmlns:mc="http://schemas.openxmlformats.org/markup-compatibility/2006" xmlns:aink="http://schemas.microsoft.com/office/drawing/2016/ink" xmlns:am3d="http://schemas.microsoft.com/office/drawing/2017/model3d" xmlns:o="urn:schemas-microsoft-com:office:office" xmlns:oel="http://schemas.microsoft.com/office/2019/extlst" xmlns:r="http://schemas.openxmlformats.org/officeDocument/2006/relationships" xmlns:m="http://schemas.openxmlformats.org/officeDocument/2006/math" xmlns:v="urn:schemas-microsoft-com:vml" xmlns:wp14="http://schemas.microsoft.com/office/word/2010/wordprocessingDrawing" xmlns:wp="http://schemas.openxmlformats.org/drawingml/2006/wordprocessingDrawing" xmlns:w10="urn:schemas-microsoft-com:office:word" xmlns:w="http://schemas.openxmlformats.org/wordprocessingml/2006/main" xmlns:w14="http://schemas.microsoft.com/office/word/2010/wordml" xmlns:w15="http://schemas.microsoft.com/office/word/2012/wordml" xmlns:w16cex="http://schemas.microsoft.com/office/word/2018/wordml/cex" xmlns:w16cid="http://schemas.microsoft.com/office/word/2016/wordml/cid" xmlns:w16="http://schemas.microsoft.com/office/word/2018/wordml" xmlns:w16sdtdh="http://schemas.microsoft.com/office/word/2020/wordml/sdtdatahash" xmlns:w16se="http://schemas.microsoft.com/office/word/2015/wordml/symex" xmlns:wpg="http://schemas.microsoft.com/office/word/2010/wordprocessingGroup" xmlns:wpi="http://schemas.microsoft.com/office/word/2010/wordprocessingInk" xmlns:wne="http://schemas.microsoft.com/office/word/2006/wordml" xmlns:wps="http://schemas.microsoft.com/office/word/2010/wordprocessingShape" mc:Ignorable="w14 w15 w16se w16cid w16 w16cex w16sdtdh wp14">
+<w:footnotes xmlns:wpc="http://schemas.microsoft.com/office/word/2010/wordprocessingCanvas" xmlns:cx="http://schemas.microsoft.com/office/drawing/2014/chartex" xmlns:cx1="http://schemas.microsoft.com/office/drawing/2015/9/8/chartex" xmlns:cx2="http://schemas.microsoft.com/office/drawing/2015/10/21/chartex" xmlns:cx3="http://schemas.microsoft.com/office/drawing/2016/5/9/chartex" xmlns:cx4="http://schemas.microsoft.com/office/drawing/2016/5/10/chartex" xmlns:cx5="http://schemas.microsoft.com/office/drawing/2016/5/11/chartex" xmlns:cx6="http://schemas.microsoft.com/office/drawing/2016/5/12/chartex" xmlns:cx7="http://schemas.microsoft.com/office/drawing/2016/5/13/chartex" xmlns:cx8="http://schemas.microsoft.com/office/drawing/2016/5/14/chartex" xmlns:mc="http://schemas.openxmlformats.org/markup-compatibility/2006" xmlns:aink="http://schemas.microsoft.com/office/drawing/2016/ink" xmlns:am3d="http://schemas.microsoft.com/office/drawing/2017/model3d" xmlns:o="urn:schemas-microsoft-com:office:office" xmlns:oel="http://schemas.microsoft.com/office/2019/extlst" xmlns:r="http://schemas.openxmlformats.org/officeDocument/2006/relationships" xmlns:m="http://schemas.openxmlformats.org/officeDocument/2006/math" xmlns:v="urn:schemas-microsoft-com:vml" xmlns:wp14="http://schemas.microsoft.com/office/word/2010/wordprocessingDrawing" xmlns:wp="http://schemas.openxmlformats.org/drawingml/2006/wordprocessingDrawing" xmlns:w10="urn:schemas-microsoft-com:office:word" xmlns:w="http://schemas.openxmlformats.org/wordprocessingml/2006/main" xmlns:w14="http://schemas.microsoft.com/office/word/2010/wordml" xmlns:w15="http://schemas.microsoft.com/office/word/2012/wordml" xmlns:w16cex="http://schemas.microsoft.com/office/word/2018/wordml/cex" xmlns:w16cid="http://schemas.microsoft.com/office/word/2016/wordml/cid" xmlns:w16="http://schemas.microsoft.com/office/word/2018/wordml" xmlns:w16du="http://schemas.microsoft.com/office/word/2023/wordml/word16du" xmlns:w16sdtdh="http://schemas.microsoft.com/office/word/2020/wordml/sdtdatahash" xmlns:w16sdtfl="http://schemas.microsoft.com/office/word/2024/wordml/sdtformatlock" xmlns:w16se="http://schemas.microsoft.com/office/word/2015/wordml/symex" xmlns:wpg="http://schemas.microsoft.com/office/word/2010/wordprocessingGroup" xmlns:wpi="http://schemas.microsoft.com/office/word/2010/wordprocessingInk" xmlns:wne="http://schemas.microsoft.com/office/word/2006/wordml" xmlns:wps="http://schemas.microsoft.com/office/word/2010/wordprocessingShape" mc:Ignorable="w14 w15 w16se w16cid w16 w16cex w16sdtdh w16sdtfl w16du wp14">
   <w:footnote w:type="separator" w:id="-1">
     <w:p>
       <w:pPr>
@@ -237,7 +268,7 @@
 </file>
 
 <file path=word/header1.xml><?xml version="1.0" encoding="utf-8"?>
-<w:hdr xmlns:wpc="http://schemas.microsoft.com/office/word/2010/wordprocessingCanvas" xmlns:cx="http://schemas.microsoft.com/office/drawing/2014/chartex" xmlns:cx1="http://schemas.microsoft.com/office/drawing/2015/9/8/chartex" xmlns:cx2="http://schemas.microsoft.com/office/drawing/2015/10/21/chartex" xmlns:cx3="http://schemas.microsoft.com/office/drawing/2016/5/9/chartex" xmlns:cx4="http://schemas.microsoft.com/office/drawing/2016/5/10/chartex" xmlns:cx5="http://schemas.microsoft.com/office/drawing/2016/5/11/chartex" xmlns:cx6="http://schemas.microsoft.com/office/drawing/2016/5/12/chartex" xmlns:cx7="http://schemas.microsoft.com/office/drawing/2016/5/13/chartex" xmlns:cx8="http://schemas.microsoft.com/office/drawing/2016/5/14/chartex" xmlns:mc="http://schemas.openxmlformats.org/markup-compatibility/2006" xmlns:aink="http://schemas.microsoft.com/office/drawing/2016/ink" xmlns:am3d="http://schemas.microsoft.com/office/drawing/2017/model3d" xmlns:o="urn:schemas-microsoft-com:office:office" xmlns:oel="http://schemas.microsoft.com/office/2019/extlst" xmlns:r="http://schemas.openxmlformats.org/officeDocument/2006/relationships" xmlns:m="http://schemas.openxmlformats.org/officeDocument/2006/math" xmlns:v="urn:schemas-microsoft-com:vml" xmlns:wp14="http://schemas.microsoft.com/office/word/2010/wordprocessingDrawing" xmlns:wp="http://schemas.openxmlformats.org/drawingml/2006/wordprocessingDrawing" xmlns:w10="urn:schemas-microsoft-com:office:word" xmlns:w="http://schemas.openxmlformats.org/wordprocessingml/2006/main" xmlns:w14="http://schemas.microsoft.com/office/word/2010/wordml" xmlns:w15="http://schemas.microsoft.com/office/word/2012/wordml" xmlns:w16cex="http://schemas.microsoft.com/office/word/2018/wordml/cex" xmlns:w16cid="http://schemas.microsoft.com/office/word/2016/wordml/cid" xmlns:w16="http://schemas.microsoft.com/office/word/2018/wordml" xmlns:w16sdtdh="http://schemas.microsoft.com/office/word/2020/wordml/sdtdatahash" xmlns:w16se="http://schemas.microsoft.com/office/word/2015/wordml/symex" xmlns:wpg="http://schemas.microsoft.com/office/word/2010/wordprocessingGroup" xmlns:wpi="http://schemas.microsoft.com/office/word/2010/wordprocessingInk" xmlns:wne="http://schemas.microsoft.com/office/word/2006/wordml" xmlns:wps="http://schemas.microsoft.com/office/word/2010/wordprocessingShape" mc:Ignorable="w14 w15 w16se w16cid w16 w16cex w16sdtdh wp14">
+<w:hdr xmlns:wpc="http://schemas.microsoft.com/office/word/2010/wordprocessingCanvas" xmlns:cx="http://schemas.microsoft.com/office/drawing/2014/chartex" xmlns:cx1="http://schemas.microsoft.com/office/drawing/2015/9/8/chartex" xmlns:cx2="http://schemas.microsoft.com/office/drawing/2015/10/21/chartex" xmlns:cx3="http://schemas.microsoft.com/office/drawing/2016/5/9/chartex" xmlns:cx4="http://schemas.microsoft.com/office/drawing/2016/5/10/chartex" xmlns:cx5="http://schemas.microsoft.com/office/drawing/2016/5/11/chartex" xmlns:cx6="http://schemas.microsoft.com/office/drawing/2016/5/12/chartex" xmlns:cx7="http://schemas.microsoft.com/office/drawing/2016/5/13/chartex" xmlns:cx8="http://schemas.microsoft.com/office/drawing/2016/5/14/chartex" xmlns:mc="http://schemas.openxmlformats.org/markup-compatibility/2006" xmlns:aink="http://schemas.microsoft.com/office/drawing/2016/ink" xmlns:am3d="http://schemas.microsoft.com/office/drawing/2017/model3d" xmlns:o="urn:schemas-microsoft-com:office:office" xmlns:oel="http://schemas.microsoft.com/office/2019/extlst" xmlns:r="http://schemas.openxmlformats.org/officeDocument/2006/relationships" xmlns:m="http://schemas.openxmlformats.org/officeDocument/2006/math" xmlns:v="urn:schemas-microsoft-com:vml" xmlns:wp14="http://schemas.microsoft.com/office/word/2010/wordprocessingDrawing" xmlns:wp="http://schemas.openxmlformats.org/drawingml/2006/wordprocessingDrawing" xmlns:w10="urn:schemas-microsoft-com:office:word" xmlns:w="http://schemas.openxmlformats.org/wordprocessingml/2006/main" xmlns:w14="http://schemas.microsoft.com/office/word/2010/wordml" xmlns:w15="http://schemas.microsoft.com/office/word/2012/wordml" xmlns:w16cex="http://schemas.microsoft.com/office/word/2018/wordml/cex" xmlns:w16cid="http://schemas.microsoft.com/office/word/2016/wordml/cid" xmlns:w16="http://schemas.microsoft.com/office/word/2018/wordml" xmlns:w16du="http://schemas.microsoft.com/office/word/2023/wordml/word16du" xmlns:w16sdtdh="http://schemas.microsoft.com/office/word/2020/wordml/sdtdatahash" xmlns:w16sdtfl="http://schemas.microsoft.com/office/word/2024/wordml/sdtformatlock" xmlns:w16se="http://schemas.microsoft.com/office/word/2015/wordml/symex" xmlns:wpg="http://schemas.microsoft.com/office/word/2010/wordprocessingGroup" xmlns:wpi="http://schemas.microsoft.com/office/word/2010/wordprocessingInk" xmlns:wne="http://schemas.microsoft.com/office/word/2006/wordml" xmlns:wps="http://schemas.microsoft.com/office/word/2010/wordprocessingShape" mc:Ignorable="w14 w15 w16se w16cid w16 w16cex w16sdtdh w16sdtfl w16du wp14">
   <w:p>
     <w:pPr>
       <w:pStyle w:val="Header"/>
@@ -247,7 +278,7 @@
 </file>
 
 <file path=word/header2.xml><?xml version="1.0" encoding="utf-8"?>
-<w:hdr xmlns:wpc="http://schemas.microsoft.com/office/word/2010/wordprocessingCanvas" xmlns:cx="http://schemas.microsoft.com/office/drawing/2014/chartex" xmlns:cx1="http://schemas.microsoft.com/office/drawing/2015/9/8/chartex" xmlns:cx2="http://schemas.microsoft.com/office/drawing/2015/10/21/chartex" xmlns:cx3="http://schemas.microsoft.com/office/drawing/2016/5/9/chartex" xmlns:cx4="http://schemas.microsoft.com/office/drawing/2016/5/10/chartex" xmlns:cx5="http://schemas.microsoft.com/office/drawing/2016/5/11/chartex" xmlns:cx6="http://schemas.microsoft.com/office/drawing/2016/5/12/chartex" xmlns:cx7="http://schemas.microsoft.com/office/drawing/2016/5/13/chartex" xmlns:cx8="http://schemas.microsoft.com/office/drawing/2016/5/14/chartex" xmlns:mc="http://schemas.openxmlformats.org/markup-compatibility/2006" xmlns:aink="http://schemas.microsoft.com/office/drawing/2016/ink" xmlns:am3d="http://schemas.microsoft.com/office/drawing/2017/model3d" xmlns:o="urn:schemas-microsoft-com:office:office" xmlns:oel="http://schemas.microsoft.com/office/2019/extlst" xmlns:r="http://schemas.openxmlformats.org/officeDocument/2006/relationships" xmlns:m="http://schemas.openxmlformats.org/officeDocument/2006/math" xmlns:v="urn:schemas-microsoft-com:vml" xmlns:wp14="http://schemas.microsoft.com/office/word/2010/wordprocessingDrawing" xmlns:wp="http://schemas.openxmlformats.org/drawingml/2006/wordprocessingDrawing" xmlns:w10="urn:schemas-microsoft-com:office:word" xmlns:w="http://schemas.openxmlformats.org/wordprocessingml/2006/main" xmlns:w14="http://schemas.microsoft.com/office/word/2010/wordml" xmlns:w15="http://schemas.microsoft.com/office/word/2012/wordml" xmlns:w16cex="http://schemas.microsoft.com/office/word/2018/wordml/cex" xmlns:w16cid="http://schemas.microsoft.com/office/word/2016/wordml/cid" xmlns:w16="http://schemas.microsoft.com/office/word/2018/wordml" xmlns:w16sdtdh="http://schemas.microsoft.com/office/word/2020/wordml/sdtdatahash" xmlns:w16se="http://schemas.microsoft.com/office/word/2015/wordml/symex" xmlns:wpg="http://schemas.microsoft.com/office/word/2010/wordprocessingGroup" xmlns:wpi="http://schemas.microsoft.com/office/word/2010/wordprocessingInk" xmlns:wne="http://schemas.microsoft.com/office/word/2006/wordml" xmlns:wps="http://schemas.microsoft.com/office/word/2010/wordprocessingShape" mc:Ignorable="w14 w15 w16se w16cid w16 w16cex w16sdtdh wp14">
+<w:hdr xmlns:wpc="http://schemas.microsoft.com/office/word/2010/wordprocessingCanvas" xmlns:cx="http://schemas.microsoft.com/office/drawing/2014/chartex" xmlns:cx1="http://schemas.microsoft.com/office/drawing/2015/9/8/chartex" xmlns:cx2="http://schemas.microsoft.com/office/drawing/2015/10/21/chartex" xmlns:cx3="http://schemas.microsoft.com/office/drawing/2016/5/9/chartex" xmlns:cx4="http://schemas.microsoft.com/office/drawing/2016/5/10/chartex" xmlns:cx5="http://schemas.microsoft.com/office/drawing/2016/5/11/chartex" xmlns:cx6="http://schemas.microsoft.com/office/drawing/2016/5/12/chartex" xmlns:cx7="http://schemas.microsoft.com/office/drawing/2016/5/13/chartex" xmlns:cx8="http://schemas.microsoft.com/office/drawing/2016/5/14/chartex" xmlns:mc="http://schemas.openxmlformats.org/markup-compatibility/2006" xmlns:aink="http://schemas.microsoft.com/office/drawing/2016/ink" xmlns:am3d="http://schemas.microsoft.com/office/drawing/2017/model3d" xmlns:o="urn:schemas-microsoft-com:office:office" xmlns:oel="http://schemas.microsoft.com/office/2019/extlst" xmlns:r="http://schemas.openxmlformats.org/officeDocument/2006/relationships" xmlns:m="http://schemas.openxmlformats.org/officeDocument/2006/math" xmlns:v="urn:schemas-microsoft-com:vml" xmlns:wp14="http://schemas.microsoft.com/office/word/2010/wordprocessingDrawing" xmlns:wp="http://schemas.openxmlformats.org/drawingml/2006/wordprocessingDrawing" xmlns:w10="urn:schemas-microsoft-com:office:word" xmlns:w="http://schemas.openxmlformats.org/wordprocessingml/2006/main" xmlns:w14="http://schemas.microsoft.com/office/word/2010/wordml" xmlns:w15="http://schemas.microsoft.com/office/word/2012/wordml" xmlns:w16cex="http://schemas.microsoft.com/office/word/2018/wordml/cex" xmlns:w16cid="http://schemas.microsoft.com/office/word/2016/wordml/cid" xmlns:w16="http://schemas.microsoft.com/office/word/2018/wordml" xmlns:w16du="http://schemas.microsoft.com/office/word/2023/wordml/word16du" xmlns:w16sdtdh="http://schemas.microsoft.com/office/word/2020/wordml/sdtdatahash" xmlns:w16sdtfl="http://schemas.microsoft.com/office/word/2024/wordml/sdtformatlock" xmlns:w16se="http://schemas.microsoft.com/office/word/2015/wordml/symex" xmlns:wpg="http://schemas.microsoft.com/office/word/2010/wordprocessingGroup" xmlns:wpi="http://schemas.microsoft.com/office/word/2010/wordprocessingInk" xmlns:wne="http://schemas.microsoft.com/office/word/2006/wordml" xmlns:wps="http://schemas.microsoft.com/office/word/2010/wordprocessingShape" mc:Ignorable="w14 w15 w16se w16cid w16 w16cex w16sdtdh w16sdtfl w16du wp14">
   <w:p>
     <w:pPr>
       <w:pStyle w:val="Header"/>
@@ -258,7 +289,7 @@
 </file>
 
 <file path=word/header3.xml><?xml version="1.0" encoding="utf-8"?>
-<w:hdr xmlns:wpc="http://schemas.microsoft.com/office/word/2010/wordprocessingCanvas" xmlns:cx="http://schemas.microsoft.com/office/drawing/2014/chartex" xmlns:cx1="http://schemas.microsoft.com/office/drawing/2015/9/8/chartex" xmlns:cx2="http://schemas.microsoft.com/office/drawing/2015/10/21/chartex" xmlns:cx3="http://schemas.microsoft.com/office/drawing/2016/5/9/chartex" xmlns:cx4="http://schemas.microsoft.com/office/drawing/2016/5/10/chartex" xmlns:cx5="http://schemas.microsoft.com/office/drawing/2016/5/11/chartex" xmlns:cx6="http://schemas.microsoft.com/office/drawing/2016/5/12/chartex" xmlns:cx7="http://schemas.microsoft.com/office/drawing/2016/5/13/chartex" xmlns:cx8="http://schemas.microsoft.com/office/drawing/2016/5/14/chartex" xmlns:mc="http://schemas.openxmlformats.org/markup-compatibility/2006" xmlns:aink="http://schemas.microsoft.com/office/drawing/2016/ink" xmlns:am3d="http://schemas.microsoft.com/office/drawing/2017/model3d" xmlns:o="urn:schemas-microsoft-com:office:office" xmlns:oel="http://schemas.microsoft.com/office/2019/extlst" xmlns:r="http://schemas.openxmlformats.org/officeDocument/2006/relationships" xmlns:m="http://schemas.openxmlformats.org/officeDocument/2006/math" xmlns:v="urn:schemas-microsoft-com:vml" xmlns:wp14="http://schemas.microsoft.com/office/word/2010/wordprocessingDrawing" xmlns:wp="http://schemas.openxmlformats.org/drawingml/2006/wordprocessingDrawing" xmlns:w10="urn:schemas-microsoft-com:office:word" xmlns:w="http://schemas.openxmlformats.org/wordprocessingml/2006/main" xmlns:w14="http://schemas.microsoft.com/office/word/2010/wordml" xmlns:w15="http://schemas.microsoft.com/office/word/2012/wordml" xmlns:w16cex="http://schemas.microsoft.com/office/word/2018/wordml/cex" xmlns:w16cid="http://schemas.microsoft.com/office/word/2016/wordml/cid" xmlns:w16="http://schemas.microsoft.com/office/word/2018/wordml" xmlns:w16sdtdh="http://schemas.microsoft.com/office/word/2020/wordml/sdtdatahash" xmlns:w16se="http://schemas.microsoft.com/office/word/2015/wordml/symex" xmlns:wpg="http://schemas.microsoft.com/office/word/2010/wordprocessingGroup" xmlns:wpi="http://schemas.microsoft.com/office/word/2010/wordprocessingInk" xmlns:wne="http://schemas.microsoft.com/office/word/2006/wordml" xmlns:wps="http://schemas.microsoft.com/office/word/2010/wordprocessingShape" mc:Ignorable="w14 w15 w16se w16cid w16 w16cex w16sdtdh wp14">
+<w:hdr xmlns:wpc="http://schemas.microsoft.com/office/word/2010/wordprocessingCanvas" xmlns:cx="http://schemas.microsoft.com/office/drawing/2014/chartex" xmlns:cx1="http://schemas.microsoft.com/office/drawing/2015/9/8/chartex" xmlns:cx2="http://schemas.microsoft.com/office/drawing/2015/10/21/chartex" xmlns:cx3="http://schemas.microsoft.com/office/drawing/2016/5/9/chartex" xmlns:cx4="http://schemas.microsoft.com/office/drawing/2016/5/10/chartex" xmlns:cx5="http://schemas.microsoft.com/office/drawing/2016/5/11/chartex" xmlns:cx6="http://schemas.microsoft.com/office/drawing/2016/5/12/chartex" xmlns:cx7="http://schemas.microsoft.com/office/drawing/2016/5/13/chartex" xmlns:cx8="http://schemas.microsoft.com/office/drawing/2016/5/14/chartex" xmlns:mc="http://schemas.openxmlformats.org/markup-compatibility/2006" xmlns:aink="http://schemas.microsoft.com/office/drawing/2016/ink" xmlns:am3d="http://schemas.microsoft.com/office/drawing/2017/model3d" xmlns:o="urn:schemas-microsoft-com:office:office" xmlns:oel="http://schemas.microsoft.com/office/2019/extlst" xmlns:r="http://schemas.openxmlformats.org/officeDocument/2006/relationships" xmlns:m="http://schemas.openxmlformats.org/officeDocument/2006/math" xmlns:v="urn:schemas-microsoft-com:vml" xmlns:wp14="http://schemas.microsoft.com/office/word/2010/wordprocessingDrawing" xmlns:wp="http://schemas.openxmlformats.org/drawingml/2006/wordprocessingDrawing" xmlns:w10="urn:schemas-microsoft-com:office:word" xmlns:w="http://schemas.openxmlformats.org/wordprocessingml/2006/main" xmlns:w14="http://schemas.microsoft.com/office/word/2010/wordml" xmlns:w15="http://schemas.microsoft.com/office/word/2012/wordml" xmlns:w16cex="http://schemas.microsoft.com/office/word/2018/wordml/cex" xmlns:w16cid="http://schemas.microsoft.com/office/word/2016/wordml/cid" xmlns:w16="http://schemas.microsoft.com/office/word/2018/wordml" xmlns:w16du="http://schemas.microsoft.com/office/word/2023/wordml/word16du" xmlns:w16sdtdh="http://schemas.microsoft.com/office/word/2020/wordml/sdtdatahash" xmlns:w16sdtfl="http://schemas.microsoft.com/office/word/2024/wordml/sdtformatlock" xmlns:w16se="http://schemas.microsoft.com/office/word/2015/wordml/symex" xmlns:wpg="http://schemas.microsoft.com/office/word/2010/wordprocessingGroup" xmlns:wpi="http://schemas.microsoft.com/office/word/2010/wordprocessingInk" xmlns:wne="http://schemas.microsoft.com/office/word/2006/wordml" xmlns:wps="http://schemas.microsoft.com/office/word/2010/wordprocessingShape" mc:Ignorable="w14 w15 w16se w16cid w16 w16cex w16sdtdh w16sdtfl w16du wp14">
   <w:p>
     <w:pPr>
       <w:pStyle w:val="Header"/>
@@ -267,7 +298,7 @@
     <w:r>
       <w:tab/>
       <w:tab/>
-      <w:t>2026-06-17</w:t>
+      <w:t>2026-06-18</w:t>
       <w:br/>
       <w:br/>
     </w:r>
@@ -280,7 +311,7 @@
 </file>
 
 <file path=word/numbering.xml><?xml version="1.0" encoding="utf-8"?>
-<w:numbering xmlns:wpc="http://schemas.microsoft.com/office/word/2010/wordprocessingCanvas" xmlns:cx="http://schemas.microsoft.com/office/drawing/2014/chartex" xmlns:cx1="http://schemas.microsoft.com/office/drawing/2015/9/8/chartex" xmlns:cx2="http://schemas.microsoft.com/office/drawing/2015/10/21/chartex" xmlns:cx3="http://schemas.microsoft.com/office/drawing/2016/5/9/chartex" xmlns:cx4="http://schemas.microsoft.com/office/drawing/2016/5/10/chartex" xmlns:cx5="http://schemas.microsoft.com/office/drawing/2016/5/11/chartex" xmlns:cx6="http://schemas.microsoft.com/office/drawing/2016/5/12/chartex" xmlns:cx7="http://schemas.microsoft.com/office/drawing/2016/5/13/chartex" xmlns:cx8="http://schemas.microsoft.com/office/drawing/2016/5/14/chartex" xmlns:mc="http://schemas.openxmlformats.org/markup-compatibility/2006" xmlns:aink="http://schemas.microsoft.com/office/drawing/2016/ink" xmlns:am3d="http://schemas.microsoft.com/office/drawing/2017/model3d" xmlns:o="urn:schemas-microsoft-com:office:office" xmlns:oel="http://schemas.microsoft.com/office/2019/extlst" xmlns:r="http://schemas.openxmlformats.org/officeDocument/2006/relationships" xmlns:m="http://schemas.openxmlformats.org/officeDocument/2006/math" xmlns:v="urn:schemas-microsoft-com:vml" xmlns:wp14="http://schemas.microsoft.com/office/word/2010/wordprocessingDrawing" xmlns:wp="http://schemas.openxmlformats.org/drawingml/2006/wordprocessingDrawing" xmlns:w10="urn:schemas-microsoft-com:office:word" xmlns:w="http://schemas.openxmlformats.org/wordprocessingml/2006/main" xmlns:w14="http://schemas.microsoft.com/office/word/2010/wordml" xmlns:w15="http://schemas.microsoft.com/office/word/2012/wordml" xmlns:w16cex="http://schemas.microsoft.com/office/word/2018/wordml/cex" xmlns:w16cid="http://schemas.microsoft.com/office/word/2016/wordml/cid" xmlns:w16="http://schemas.microsoft.com/office/word/2018/wordml" xmlns:w16sdtdh="http://schemas.microsoft.com/office/word/2020/wordml/sdtdatahash" xmlns:w16se="http://schemas.microsoft.com/office/word/2015/wordml/symex" xmlns:wpg="http://schemas.microsoft.com/office/word/2010/wordprocessingGroup" xmlns:wpi="http://schemas.microsoft.com/office/word/2010/wordprocessingInk" xmlns:wne="http://schemas.microsoft.com/office/word/2006/wordml" xmlns:wps="http://schemas.microsoft.com/office/word/2010/wordprocessingShape" mc:Ignorable="w14 w15 w16se w16cid w16 w16cex w16sdtdh wp14">
+<w:numbering xmlns:wpc="http://schemas.microsoft.com/office/word/2010/wordprocessingCanvas" xmlns:cx="http://schemas.microsoft.com/office/drawing/2014/chartex" xmlns:cx1="http://schemas.microsoft.com/office/drawing/2015/9/8/chartex" xmlns:cx2="http://schemas.microsoft.com/office/drawing/2015/10/21/chartex" xmlns:cx3="http://schemas.microsoft.com/office/drawing/2016/5/9/chartex" xmlns:cx4="http://schemas.microsoft.com/office/drawing/2016/5/10/chartex" xmlns:cx5="http://schemas.microsoft.com/office/drawing/2016/5/11/chartex" xmlns:cx6="http://schemas.microsoft.com/office/drawing/2016/5/12/chartex" xmlns:cx7="http://schemas.microsoft.com/office/drawing/2016/5/13/chartex" xmlns:cx8="http://schemas.microsoft.com/office/drawing/2016/5/14/chartex" xmlns:mc="http://schemas.openxmlformats.org/markup-compatibility/2006" xmlns:aink="http://schemas.microsoft.com/office/drawing/2016/ink" xmlns:am3d="http://schemas.microsoft.com/office/drawing/2017/model3d" xmlns:o="urn:schemas-microsoft-com:office:office" xmlns:oel="http://schemas.microsoft.com/office/2019/extlst" xmlns:r="http://schemas.openxmlformats.org/officeDocument/2006/relationships" xmlns:m="http://schemas.openxmlformats.org/officeDocument/2006/math" xmlns:v="urn:schemas-microsoft-com:vml" xmlns:wp14="http://schemas.microsoft.com/office/word/2010/wordprocessingDrawing" xmlns:wp="http://schemas.openxmlformats.org/drawingml/2006/wordprocessingDrawing" xmlns:w10="urn:schemas-microsoft-com:office:word" xmlns:w="http://schemas.openxmlformats.org/wordprocessingml/2006/main" xmlns:w14="http://schemas.microsoft.com/office/word/2010/wordml" xmlns:w15="http://schemas.microsoft.com/office/word/2012/wordml" xmlns:w16cex="http://schemas.microsoft.com/office/word/2018/wordml/cex" xmlns:w16cid="http://schemas.microsoft.com/office/word/2016/wordml/cid" xmlns:w16="http://schemas.microsoft.com/office/word/2018/wordml" xmlns:w16du="http://schemas.microsoft.com/office/word/2023/wordml/word16du" xmlns:w16sdtdh="http://schemas.microsoft.com/office/word/2020/wordml/sdtdatahash" xmlns:w16sdtfl="http://schemas.microsoft.com/office/word/2024/wordml/sdtformatlock" xmlns:w16se="http://schemas.microsoft.com/office/word/2015/wordml/symex" xmlns:wpg="http://schemas.microsoft.com/office/word/2010/wordprocessingGroup" xmlns:wpi="http://schemas.microsoft.com/office/word/2010/wordprocessingInk" xmlns:wne="http://schemas.microsoft.com/office/word/2006/wordml" xmlns:wps="http://schemas.microsoft.com/office/word/2010/wordprocessingShape" mc:Ignorable="w14 w15 w16se w16cid w16 w16cex w16sdtdh w16sdtfl w16du wp14">
   <w:abstractNum w:abstractNumId="0" w15:restartNumberingAfterBreak="0">
     <w:nsid w:val="FFFFFF7C"/>
     <w:multiLevelType w:val="singleLevel"/>
@@ -483,7 +514,7 @@
 </file>
 
 <file path=word/styles.xml><?xml version="1.0" encoding="utf-8"?>
-<w:styles xmlns:mc="http://schemas.openxmlformats.org/markup-compatibility/2006" xmlns:r="http://schemas.openxmlformats.org/officeDocument/2006/relationships" xmlns:w="http://schemas.openxmlformats.org/wordprocessingml/2006/main" xmlns:w14="http://schemas.microsoft.com/office/word/2010/wordml" xmlns:w15="http://schemas.microsoft.com/office/word/2012/wordml" xmlns:w16cex="http://schemas.microsoft.com/office/word/2018/wordml/cex" xmlns:w16cid="http://schemas.microsoft.com/office/word/2016/wordml/cid" xmlns:w16="http://schemas.microsoft.com/office/word/2018/wordml" xmlns:w16sdtdh="http://schemas.microsoft.com/office/word/2020/wordml/sdtdatahash" xmlns:w16se="http://schemas.microsoft.com/office/word/2015/wordml/symex" mc:Ignorable="w14 w15 w16se w16cid w16 w16cex w16sdtdh">
+<w:styles xmlns:mc="http://schemas.openxmlformats.org/markup-compatibility/2006" xmlns:r="http://schemas.openxmlformats.org/officeDocument/2006/relationships" xmlns:w="http://schemas.openxmlformats.org/wordprocessingml/2006/main" xmlns:w14="http://schemas.microsoft.com/office/word/2010/wordml" xmlns:w15="http://schemas.microsoft.com/office/word/2012/wordml" xmlns:w16cex="http://schemas.microsoft.com/office/word/2018/wordml/cex" xmlns:w16cid="http://schemas.microsoft.com/office/word/2016/wordml/cid" xmlns:w16="http://schemas.microsoft.com/office/word/2018/wordml" xmlns:w16du="http://schemas.microsoft.com/office/word/2023/wordml/word16du" xmlns:w16sdtdh="http://schemas.microsoft.com/office/word/2020/wordml/sdtdatahash" xmlns:w16sdtfl="http://schemas.microsoft.com/office/word/2024/wordml/sdtformatlock" xmlns:w16se="http://schemas.microsoft.com/office/word/2015/wordml/symex" mc:Ignorable="w14 w15 w16se w16cid w16 w16cex w16sdtdh w16sdtfl w16du">
   <w:docDefaults>
     <w:rPrDefault>
       <w:rPr>
@@ -1241,7 +1272,7 @@
     <w:link w:val="TitleChar"/>
     <w:uiPriority w:val="10"/>
     <w:qFormat/>
-    <w:rsid w:val="007106C8"/>
+    <w:rsid w:val="00E854FA"/>
     <w:pPr>
       <w:spacing w:after="300" w:line="240" w:lineRule="auto"/>
       <w:contextualSpacing/>
@@ -1251,7 +1282,7 @@
       <w:rFonts w:eastAsiaTheme="majorEastAsia" w:cstheme="majorBidi"/>
       <w:spacing w:val="5"/>
       <w:kern w:val="28"/>
-      <w:sz w:val="52"/>
+      <w:sz w:val="40"/>
       <w:szCs w:val="52"/>
       <w:lang w:val="sv-SE" w:eastAsia="en-US" w:bidi="ar-SA"/>
     </w:rPr>
@@ -1261,12 +1292,12 @@
     <w:basedOn w:val="DefaultParagraphFont"/>
     <w:link w:val="Title"/>
     <w:uiPriority w:val="10"/>
-    <w:rsid w:val="007106C8"/>
+    <w:rsid w:val="00E854FA"/>
     <w:rPr>
       <w:rFonts w:ascii="Times New Roman" w:eastAsiaTheme="majorEastAsia" w:hAnsi="Times New Roman" w:cstheme="majorBidi"/>
       <w:spacing w:val="5"/>
       <w:kern w:val="28"/>
-      <w:sz w:val="52"/>
+      <w:sz w:val="40"/>
       <w:szCs w:val="52"/>
       <w:lang w:val="sv-SE" w:eastAsia="en-US" w:bidi="ar-SA"/>
     </w:rPr>

--- a/tillsyn/A 52503-2025 tillsynsbegäran.docx
+++ b/tillsyn/A 52503-2025 tillsynsbegäran.docx
@@ -298,7 +298,7 @@
     <w:r>
       <w:tab/>
       <w:tab/>
-      <w:t>2026-06-18</w:t>
+      <w:t>2026-06-19</w:t>
       <w:br/>
       <w:br/>
     </w:r>

--- a/tillsyn/A 52503-2025 tillsynsbegäran.docx
+++ b/tillsyn/A 52503-2025 tillsynsbegäran.docx
@@ -298,7 +298,7 @@
     <w:r>
       <w:tab/>
       <w:tab/>
-      <w:t>2026-06-19</w:t>
+      <w:t>2026-06-20</w:t>
       <w:br/>
       <w:br/>
     </w:r>

--- a/tillsyn/A 52503-2025 tillsynsbegäran.docx
+++ b/tillsyn/A 52503-2025 tillsynsbegäran.docx
@@ -12,10 +12,7 @@
     </w:p>
     <w:p>
       <w:r>
-        <w:t>Detta dokument behandlar höga naturvärden i avverkningsanmälan A 52503-2025 i Uppsala kommun som inkom 2025-10-24 och omfattar 21,5 ha.</w:t>
-      </w:r>
-      <w:r>
-        <w:t xml:space="preserve"> I Figur 1 visas fyndplatser för naturvårdsarter i området, som finns registrerade på Artportalen.</w:t>
+        <w:t>Denna tillsynsbegäran behandlar höga naturvärden i avverkningsanmälan A 52503-2025 i Uppsala kommun som inkom 2025-10-24 och omfattar 21,5 ha.</w:t>
       </w:r>
     </w:p>
     <w:p>
@@ -63,7 +60,20 @@
         <w:spacing w:after="240"/>
       </w:pPr>
       <w:r>
-        <w:t>Figur 1. Fyndplatser för naturvårdsarter i och inom 15 meter från avverkningsanmälan (röd linje). Inom parentes anges rödlistekategorier, S för signalarter, Tför typiska arter och fridlysningsparagrafer i artskyddsförordningen.Markörer utan svart kant är placerade på fyndplatsen. Markörer med svart kant är placerade vid sidan av fyndplatsen och har ett svart streck som visar fyndplatsens exakta position. Kartans mittpunktskoordinat är N 6636656, E 665000 i SWEREF 99 TM.</w:t>
+        <w:t>Figur 1. Fyndplatser för naturvårdsarter i och inom 15 meter från avverkningsanmälan. Markörer utan svart kant är placerade på fyndplatsen. Markörer med svart kant är placerade vid sidan av fyndplatsen har ett svart streck som visar fyndplatsens exakta position. Kartans mittpunktskoordinat är N 6636656, E 665000 i SWEREF 99 TM.</w:t>
+      </w:r>
+    </w:p>
+    <w:p>
+      <w:r>
+        <w:t>I och inom 15 meter från avverkningsanmälan finns fynd av 7 naturvårdsarter, varav 5 är rödlistade, 1 är typisk (T) och 2 är signalarter (S): gulvit blekspik (VU, T), klosterlav (VU), backnopping (NT), kastanjesopp (NT), scharlakansvaxing (NT), gulvaxing (S) och maskfingersvamp (S). Se Figur 1.</w:t>
+      </w:r>
+    </w:p>
+    <w:p>
+      <w:pPr>
+        <w:pStyle w:val="Heading1"/>
+      </w:pPr>
+      <w:r>
+        <w:t>Tillsynsbegäran</w:t>
       </w:r>
     </w:p>
     <w:p>
@@ -77,26 +87,16 @@
       </w:r>
     </w:p>
     <w:p>
-      <w:r>
-        <w:t>Nedan beskrivs fynd av naturvårdsarter som gjorts i det avverkningsanmälda området.</w:t>
-      </w:r>
-    </w:p>
-    <w:p>
       <w:pPr>
         <w:pStyle w:val="Heading1"/>
       </w:pPr>
       <w:r>
-        <w:t>Naturvårdsarter</w:t>
+        <w:t>Naturvårdsarter och fridlysta arter</w:t>
       </w:r>
     </w:p>
     <w:p>
       <w:r>
-        <w:t>I och inom 15 meter från avverkningsanmälan har följande 7 naturvårdsarter hittats: gulvit blekspik (VU, T), klosterlav (VU), backnopping (NT), kastanjesopp (NT), scharlakansvaxing (NT), gulvaxing (S) och maskfingersvamp (S). Av dessa är 5 rödlistade. För rödlistade arter har rödlistekategorin angivits inom parentes. Arter som är signalarter enligt Skogsstyrelsen har markerats med (S). Typiska arter inom Natura 2000 som är kopplade till skogsekosystem har markerats med (T).</w:t>
-      </w:r>
-    </w:p>
-    <w:p>
-      <w:r>
-        <w:t>De påträffade naturvårdsarterna är ett tydligt kvitto på att det rör sig om en skog med höga naturvärden.</w:t>
+        <w:t>Nedan följer beskrivningar av de naturvårdsarter och fridlysta arter som har sina livsmiljöer och växtplatser i den avverkningsanmälda skogen. De påträffade naturvårdsarterna är ett tydligt kvitto på att det rör sig om en skog med höga naturvärden.</w:t>
       </w:r>
     </w:p>
     <w:p>
@@ -142,10 +142,10 @@
         <w:rPr>
           <w:b/>
         </w:rPr>
-        <w:t xml:space="preserve">Kastanjesopp (NT) </w:t>
+        <w:t>Klosterlav (VU)</w:t>
       </w:r>
       <w:r>
-        <w:t>bildar mykorrhiza med ek och bok. Växer i hagmark, naturbetesmark, löväng, park, ekskog och bokskog. Verkar föredra jord med hög sandinblandning men är inte kalkberoende. Upphörande hävd av hagmarker, avverkning av artens värdträd i parker och hagmarker, avverkning i lövskog och omföring av lövskog till barrskog är de främsta hoten. På lokaler där kastanjesopp växer i slutna trädbestånd bör avverkning inte förekomma (SLU Artdatabanken, 2025).</w:t>
+        <w:t xml:space="preserve"> växer på grov bark på stammar av framför allt ädellövträd som ask, bok, alm, lönn och lind, men fynd finns även på fläder och knäckepil. Klosterlaven finns både i sluten skog och i halvöppna till öppna miljöer, bl.a. på hamlade träd (solitära eller i löväng), i blandad ädellövskog och i ren bokskog. Arten förekommer vanligen vid basen av träden, men kan växa på upp till två meters höjd. På ljusa lokaler växer laven i sprickor på trädens skuggsida. Lokalerna har lång kontinuitet på gamla träd, hög luftfuktighet och andra rödlistade lavar förekommer ofta tillsammans med klosterlaven. Klosterlaven gynnas av att man sparar skog med lång kontinuitet, gamla vårdträd och lövängar. Alltför snabbt upptagande av hävden av lövängar kan innebära att laven skadas av den snabba förändringen till ett ljusare och torrare lokalklimat (SLU Artdatabanken, 2024).</w:t>
       </w:r>
     </w:p>
     <w:p>
@@ -153,10 +153,10 @@
         <w:rPr>
           <w:b/>
         </w:rPr>
-        <w:t>Klosterlav (VU)</w:t>
+        <w:t xml:space="preserve">Kastanjesopp (NT) </w:t>
       </w:r>
       <w:r>
-        <w:t xml:space="preserve"> växer på grov bark på stammar av framför allt ädellövträd som ask, bok, alm, lönn och lind, men fynd finns även på fläder och knäckepil. Klosterlaven finns både i sluten skog och i halvöppna till öppna miljöer, bl.a. på hamlade träd (solitära eller i löväng), i blandad ädellövskog och i ren bokskog. Arten förekommer vanligen vid basen av träden, men kan växa på upp till två meters höjd. På ljusa lokaler växer laven i sprickor på trädens skuggsida. Lokalerna har lång kontinuitet på gamla träd, hög luftfuktighet och andra rödlistade lavar förekommer ofta tillsammans med klosterlaven. Klosterlaven gynnas av att man sparar skog med lång kontinuitet, gamla vårdträd och lövängar. Alltför snabbt upptagande av hävden av lövängar kan innebära att laven skadas av den snabba förändringen till ett ljusare och torrare lokalklimat (SLU Artdatabanken, 2024).</w:t>
+        <w:t>bildar mykorrhiza med ek och bok. Växer i hagmark, naturbetesmark, löväng, park, ekskog och bokskog. Verkar föredra jord med hög sandinblandning men är inte kalkberoende. Upphörande hävd av hagmarker, avverkning av artens värdträd i parker och hagmarker, avverkning i lövskog och omföring av lövskog till barrskog är de främsta hoten. På lokaler där kastanjesopp växer i slutna trädbestånd bör avverkning inte förekomma (SLU Artdatabanken, 2025).</w:t>
       </w:r>
     </w:p>
     <w:p>
@@ -298,7 +298,7 @@
     <w:r>
       <w:tab/>
       <w:tab/>
-      <w:t>2026-06-20</w:t>
+      <w:t>2026-06-21</w:t>
       <w:br/>
       <w:br/>
     </w:r>

--- a/tillsyn/A 52503-2025 tillsynsbegäran.docx
+++ b/tillsyn/A 52503-2025 tillsynsbegäran.docx
@@ -298,7 +298,7 @@
     <w:r>
       <w:tab/>
       <w:tab/>
-      <w:t>2026-06-21</w:t>
+      <w:t>2026-06-22</w:t>
       <w:br/>
       <w:br/>
     </w:r>

--- a/tillsyn/A 52503-2025 tillsynsbegäran.docx
+++ b/tillsyn/A 52503-2025 tillsynsbegäran.docx
@@ -298,7 +298,7 @@
     <w:r>
       <w:tab/>
       <w:tab/>
-      <w:t>2026-06-22</w:t>
+      <w:t>2026-06-23</w:t>
       <w:br/>
       <w:br/>
     </w:r>

--- a/tillsyn/A 52503-2025 tillsynsbegäran.docx
+++ b/tillsyn/A 52503-2025 tillsynsbegäran.docx
@@ -298,7 +298,7 @@
     <w:r>
       <w:tab/>
       <w:tab/>
-      <w:t>2026-06-23</w:t>
+      <w:t>2026-06-24</w:t>
       <w:br/>
       <w:br/>
     </w:r>

--- a/tillsyn/A 52503-2025 tillsynsbegäran.docx
+++ b/tillsyn/A 52503-2025 tillsynsbegäran.docx
@@ -298,7 +298,7 @@
     <w:r>
       <w:tab/>
       <w:tab/>
-      <w:t>2026-06-24</w:t>
+      <w:t>2026-06-25</w:t>
       <w:br/>
       <w:br/>
     </w:r>

--- a/tillsyn/A 52503-2025 tillsynsbegäran.docx
+++ b/tillsyn/A 52503-2025 tillsynsbegäran.docx
@@ -298,7 +298,7 @@
     <w:r>
       <w:tab/>
       <w:tab/>
-      <w:t>2026-06-25</w:t>
+      <w:t>2026-06-26</w:t>
       <w:br/>
       <w:br/>
     </w:r>

--- a/tillsyn/A 52503-2025 tillsynsbegäran.docx
+++ b/tillsyn/A 52503-2025 tillsynsbegäran.docx
@@ -298,7 +298,7 @@
     <w:r>
       <w:tab/>
       <w:tab/>
-      <w:t>2026-06-26</w:t>
+      <w:t>2026-06-27</w:t>
       <w:br/>
       <w:br/>
     </w:r>

--- a/tillsyn/A 52503-2025 tillsynsbegäran.docx
+++ b/tillsyn/A 52503-2025 tillsynsbegäran.docx
@@ -298,7 +298,7 @@
     <w:r>
       <w:tab/>
       <w:tab/>
-      <w:t>2026-06-27</w:t>
+      <w:t>2026-06-28</w:t>
       <w:br/>
       <w:br/>
     </w:r>

--- a/tillsyn/A 52503-2025 tillsynsbegäran.docx
+++ b/tillsyn/A 52503-2025 tillsynsbegäran.docx
@@ -298,7 +298,7 @@
     <w:r>
       <w:tab/>
       <w:tab/>
-      <w:t>2026-06-28</w:t>
+      <w:t>2026-06-29</w:t>
       <w:br/>
       <w:br/>
     </w:r>

--- a/tillsyn/A 52503-2025 tillsynsbegäran.docx
+++ b/tillsyn/A 52503-2025 tillsynsbegäran.docx
@@ -298,7 +298,7 @@
     <w:r>
       <w:tab/>
       <w:tab/>
-      <w:t>2026-06-29</w:t>
+      <w:t>2026-06-30</w:t>
       <w:br/>
       <w:br/>
     </w:r>

--- a/tillsyn/A 52503-2025 tillsynsbegäran.docx
+++ b/tillsyn/A 52503-2025 tillsynsbegäran.docx
@@ -298,7 +298,7 @@
     <w:r>
       <w:tab/>
       <w:tab/>
-      <w:t>2026-06-30</w:t>
+      <w:t>2026-07-01</w:t>
       <w:br/>
       <w:br/>
     </w:r>

--- a/tillsyn/A 52503-2025 tillsynsbegäran.docx
+++ b/tillsyn/A 52503-2025 tillsynsbegäran.docx
@@ -298,7 +298,7 @@
     <w:r>
       <w:tab/>
       <w:tab/>
-      <w:t>2026-07-01</w:t>
+      <w:t>2026-07-02</w:t>
       <w:br/>
       <w:br/>
     </w:r>

--- a/tillsyn/A 52503-2025 tillsynsbegäran.docx
+++ b/tillsyn/A 52503-2025 tillsynsbegäran.docx
@@ -298,7 +298,7 @@
     <w:r>
       <w:tab/>
       <w:tab/>
-      <w:t>2026-07-13</w:t>
+      <w:t>2026-07-14</w:t>
       <w:br/>
       <w:br/>
     </w:r>

--- a/tillsyn/A 52503-2025 tillsynsbegäran.docx
+++ b/tillsyn/A 52503-2025 tillsynsbegäran.docx
@@ -298,7 +298,7 @@
     <w:r>
       <w:tab/>
       <w:tab/>
-      <w:t>2026-07-14</w:t>
+      <w:t>2026-07-15</w:t>
       <w:br/>
       <w:br/>
     </w:r>

--- a/tillsyn/A 52503-2025 tillsynsbegäran.docx
+++ b/tillsyn/A 52503-2025 tillsynsbegäran.docx
@@ -298,7 +298,7 @@
     <w:r>
       <w:tab/>
       <w:tab/>
-      <w:t>2026-07-15</w:t>
+      <w:t>2026-07-16</w:t>
       <w:br/>
       <w:br/>
     </w:r>

--- a/tillsyn/A 52503-2025 tillsynsbegäran.docx
+++ b/tillsyn/A 52503-2025 tillsynsbegäran.docx
@@ -298,7 +298,7 @@
     <w:r>
       <w:tab/>
       <w:tab/>
-      <w:t>2026-07-16</w:t>
+      <w:t>2026-07-17</w:t>
       <w:br/>
       <w:br/>
     </w:r>

--- a/tillsyn/A 52503-2025 tillsynsbegäran.docx
+++ b/tillsyn/A 52503-2025 tillsynsbegäran.docx
@@ -298,7 +298,7 @@
     <w:r>
       <w:tab/>
       <w:tab/>
-      <w:t>2026-07-17</w:t>
+      <w:t>2026-07-18</w:t>
       <w:br/>
       <w:br/>
     </w:r>

--- a/tillsyn/A 52503-2025 tillsynsbegäran.docx
+++ b/tillsyn/A 52503-2025 tillsynsbegäran.docx
@@ -298,7 +298,7 @@
     <w:r>
       <w:tab/>
       <w:tab/>
-      <w:t>2026-07-18</w:t>
+      <w:t>2026-07-19</w:t>
       <w:br/>
       <w:br/>
     </w:r>

--- a/tillsyn/A 52503-2025 tillsynsbegäran.docx
+++ b/tillsyn/A 52503-2025 tillsynsbegäran.docx
@@ -298,7 +298,7 @@
     <w:r>
       <w:tab/>
       <w:tab/>
-      <w:t>2026-07-19</w:t>
+      <w:t>2026-07-20</w:t>
       <w:br/>
       <w:br/>
     </w:r>

--- a/tillsyn/A 52503-2025 tillsynsbegäran.docx
+++ b/tillsyn/A 52503-2025 tillsynsbegäran.docx
@@ -298,7 +298,7 @@
     <w:r>
       <w:tab/>
       <w:tab/>
-      <w:t>2026-07-20</w:t>
+      <w:t>2026-07-21</w:t>
       <w:br/>
       <w:br/>
     </w:r>

--- a/tillsyn/A 52503-2025 tillsynsbegäran.docx
+++ b/tillsyn/A 52503-2025 tillsynsbegäran.docx
@@ -298,7 +298,7 @@
     <w:r>
       <w:tab/>
       <w:tab/>
-      <w:t>2026-07-21</w:t>
+      <w:t>2026-07-22</w:t>
       <w:br/>
       <w:br/>
     </w:r>

--- a/tillsyn/A 52503-2025 tillsynsbegäran.docx
+++ b/tillsyn/A 52503-2025 tillsynsbegäran.docx
@@ -298,7 +298,7 @@
     <w:r>
       <w:tab/>
       <w:tab/>
-      <w:t>2026-07-22</w:t>
+      <w:t>2026-07-23</w:t>
       <w:br/>
       <w:br/>
     </w:r>

--- a/tillsyn/A 52503-2025 tillsynsbegäran.docx
+++ b/tillsyn/A 52503-2025 tillsynsbegäran.docx
@@ -298,7 +298,7 @@
     <w:r>
       <w:tab/>
       <w:tab/>
-      <w:t>2026-07-23</w:t>
+      <w:t>2026-07-24</w:t>
       <w:br/>
       <w:br/>
     </w:r>

--- a/tillsyn/A 52503-2025 tillsynsbegäran.docx
+++ b/tillsyn/A 52503-2025 tillsynsbegäran.docx
@@ -60,7 +60,7 @@
         <w:spacing w:after="240"/>
       </w:pPr>
       <w:r>
-        <w:t>Figur 1. Fyndplatser för naturvårdsarter i och inom 15 meter från avverkningsanmälan. Markörer utan svart kant är placerade på fyndplatsen. Markörer med svart kant är placerade vid sidan av fyndplatsen har ett svart streck som visar fyndplatsens exakta position. Kartans mittpunktskoordinat är N 6636656, E 665000 i SWEREF 99 TM.</w:t>
+        <w:t>Figur 1. Fyndplatser för naturvårdsarter i och inom 15 meter från avverkningsanmälan. Markörer utan svart kant är placerade på fyndplatsen. Markörer med svart kant är placerade vid sidan av fyndplatsen och har ett svart streck som visar fyndplatsens exakta position. Kartans mittpunktskoordinat är N 6636656, E 665000 i SWEREF 99 TM.</w:t>
       </w:r>
     </w:p>
     <w:p>
@@ -298,7 +298,7 @@
     <w:r>
       <w:tab/>
       <w:tab/>
-      <w:t>2026-08-14</w:t>
+      <w:t>2026-08-15</w:t>
       <w:br/>
       <w:br/>
     </w:r>

--- a/tillsyn/A 52503-2025 tillsynsbegäran.docx
+++ b/tillsyn/A 52503-2025 tillsynsbegäran.docx
@@ -298,7 +298,7 @@
     <w:r>
       <w:tab/>
       <w:tab/>
-      <w:t>2026-08-15</w:t>
+      <w:t>2026-08-16</w:t>
       <w:br/>
       <w:br/>
     </w:r>

--- a/tillsyn/A 52503-2025 tillsynsbegäran.docx
+++ b/tillsyn/A 52503-2025 tillsynsbegäran.docx
@@ -298,7 +298,7 @@
     <w:r>
       <w:tab/>
       <w:tab/>
-      <w:t>2026-08-16</w:t>
+      <w:t>2026-08-17</w:t>
       <w:br/>
       <w:br/>
     </w:r>

--- a/tillsyn/A 52503-2025 tillsynsbegäran.docx
+++ b/tillsyn/A 52503-2025 tillsynsbegäran.docx
@@ -298,7 +298,7 @@
     <w:r>
       <w:tab/>
       <w:tab/>
-      <w:t>2026-08-17</w:t>
+      <w:t>2026-08-18</w:t>
       <w:br/>
       <w:br/>
     </w:r>

--- a/tillsyn/A 52503-2025 tillsynsbegäran.docx
+++ b/tillsyn/A 52503-2025 tillsynsbegäran.docx
@@ -298,7 +298,7 @@
     <w:r>
       <w:tab/>
       <w:tab/>
-      <w:t>2026-08-18</w:t>
+      <w:t>2026-08-19</w:t>
       <w:br/>
       <w:br/>
     </w:r>
